--- a/文档信息/演示视频口播稿.docx
+++ b/文档信息/演示视频口播稿.docx
@@ -68,7 +68,7 @@
           <w:color w:val="808080"/>
           <w:sz w:val="24"/>
         </w:rPr>
-        <w:t>画面操作：打开平台首页，点击「开始学习」，输入学生账号 student_001（密码 123456）登录。</w:t>
+        <w:t>画面操作：打开平台首页，点击「开始学习」进入登录页，点「学生一键登录」直接进入（或手动输入 student_001 / 123456）。</w:t>
       </w:r>
     </w:p>
     <w:p>
@@ -540,7 +540,7 @@
           <w:b w:val="0"/>
           <w:sz w:val="24"/>
         </w:rPr>
-        <w:t>换成教师账号。教师首页最值得注意的是掉队预警，哪个学生状态不对劲，算法直接标出来。作业支持四种题型，编程作业自动查重，选择题自动批改，老师不用熬夜改作业了。学情分析能看全班的薄弱点排行。后面三个都是 AI 的：备课，输入主题就出完整教案；学情洞察，自动写分析报告；组卷，选好知识点和难度，一套卷子直接下发。</w:t>
+        <w:t>换成教师账号。教师首页最值得注意的是学习预警，哪个学生状态不对劲，算法直接标出来。作业支持四种题型，编程作业自动查重，选择题自动批改，老师不用熬夜改作业了。学情分析能看全班的薄弱点排行。后面三个都是 AI 的：备课，输入主题就出完整教案；学情洞察，自动写分析报告；组卷，选好知识点和难度，一套卷子直接下发。</w:t>
       </w:r>
     </w:p>
     <w:p>

--- a/文档信息/演示视频口播稿.docx
+++ b/文档信息/演示视频口播稿.docx
@@ -4,7 +4,7 @@
   <w:body>
     <w:p>
       <w:pPr>
-        <w:spacing w:line="360" w:lineRule="auto"/>
+        <w:spacing w:line="360" w:lineRule="auto" w:before="240" w:after="240"/>
         <w:jc w:val="center"/>
       </w:pPr>
       <w:r>
@@ -18,21 +18,28 @@
     </w:p>
     <w:p>
       <w:pPr>
-        <w:spacing w:line="360" w:lineRule="auto"/>
+        <w:spacing w:line="360" w:lineRule="auto" w:after="120"/>
       </w:pPr>
       <w:r>
         <w:rPr>
           <w:rFonts w:ascii="宋体" w:hAnsi="宋体" w:eastAsia="宋体"/>
+          <w:b/>
+          <w:sz w:val="24"/>
+        </w:rPr>
+        <w:t>文档格式说明</w:t>
+      </w:r>
+      <w:r>
+        <w:rPr>
+          <w:rFonts w:ascii="宋体" w:hAnsi="宋体" w:eastAsia="宋体"/>
           <w:b w:val="0"/>
-          <w:color w:val="808080"/>
-          <w:sz w:val="21"/>
+          <w:sz w:val="24"/>
         </w:rPr>
-        <w:t>文档格式说明：页面 A4，上下边距 2.5cm，左右 2cm，1.5 倍行距。一级标题黑体二号居中；二级黑体小三；三级黑体四号；正文宋体小四。「画面操作」整段设为灰色字体，与口播区分。全选复制进 Word 后按此设置即可。</w:t>
+        <w:t>：页面 A4，上下边距 2.5cm，左右 2cm，1.5 倍行距。一级标题黑体二号居中；二级黑体小三；三级黑体四号；正文宋体小四。「画面操作」整段设为灰色字体，与口播区分。全选复制进 Word 后按此设置即可。</w:t>
       </w:r>
     </w:p>
     <w:p>
       <w:pPr>
-        <w:spacing w:line="360" w:lineRule="auto"/>
+        <w:spacing w:line="360" w:lineRule="auto" w:before="240" w:after="240"/>
         <w:jc w:val="center"/>
       </w:pPr>
       <w:r>
@@ -46,7 +53,7 @@
     </w:p>
     <w:p>
       <w:pPr>
-        <w:spacing w:line="360" w:lineRule="auto"/>
+        <w:spacing w:line="360" w:lineRule="auto" w:before="200" w:after="120"/>
       </w:pPr>
       <w:r>
         <w:rPr>
@@ -59,7 +66,7 @@
     </w:p>
     <w:p>
       <w:pPr>
-        <w:spacing w:line="360" w:lineRule="auto"/>
+        <w:spacing w:line="360" w:lineRule="auto" w:after="120"/>
       </w:pPr>
       <w:r>
         <w:rPr>
@@ -68,17 +75,17 @@
           <w:color w:val="808080"/>
           <w:sz w:val="24"/>
         </w:rPr>
-        <w:t>画面操作：打开平台首页，点击「开始学习」进入登录页，点「学生一键登录」直接进入（或手动输入 student_001 / 123456）。</w:t>
+        <w:t>画面操作：打开平台首页，点击「开始学习」进入登录页，点「体验学生账号」直接进入（或手动输入 student_001 / 123456）。</w:t>
       </w:r>
     </w:p>
     <w:p>
       <w:pPr>
-        <w:spacing w:line="360" w:lineRule="auto"/>
+        <w:spacing w:line="360" w:lineRule="auto" w:after="120"/>
       </w:pPr>
       <w:r>
         <w:rPr>
-          <w:rFonts w:ascii="黑体" w:hAnsi="黑体" w:eastAsia="黑体"/>
-          <w:b/>
+          <w:rFonts w:ascii="宋体" w:hAnsi="宋体" w:eastAsia="宋体"/>
+          <w:b w:val="0"/>
           <w:sz w:val="24"/>
         </w:rPr>
         <w:t>旁白：</w:t>
@@ -86,8 +93,7 @@
     </w:p>
     <w:p>
       <w:pPr>
-        <w:spacing w:line="360" w:lineRule="auto"/>
-        <w:ind w:firstLine="480"/>
+        <w:spacing w:line="360" w:lineRule="auto" w:after="120"/>
       </w:pPr>
       <w:r>
         <w:rPr>
@@ -100,7 +106,7 @@
     </w:p>
     <w:p>
       <w:pPr>
-        <w:spacing w:line="360" w:lineRule="auto"/>
+        <w:spacing w:line="360" w:lineRule="auto" w:before="200" w:after="120"/>
       </w:pPr>
       <w:r>
         <w:rPr>
@@ -113,7 +119,7 @@
     </w:p>
     <w:p>
       <w:pPr>
-        <w:spacing w:line="360" w:lineRule="auto"/>
+        <w:spacing w:line="360" w:lineRule="auto" w:before="160" w:after="80"/>
       </w:pPr>
       <w:r>
         <w:rPr>
@@ -126,7 +132,7 @@
     </w:p>
     <w:p>
       <w:pPr>
-        <w:spacing w:line="360" w:lineRule="auto"/>
+        <w:spacing w:line="360" w:lineRule="auto" w:after="120"/>
       </w:pPr>
       <w:r>
         <w:rPr>
@@ -140,12 +146,12 @@
     </w:p>
     <w:p>
       <w:pPr>
-        <w:spacing w:line="360" w:lineRule="auto"/>
+        <w:spacing w:line="360" w:lineRule="auto" w:after="120"/>
       </w:pPr>
       <w:r>
         <w:rPr>
-          <w:rFonts w:ascii="黑体" w:hAnsi="黑体" w:eastAsia="黑体"/>
-          <w:b/>
+          <w:rFonts w:ascii="宋体" w:hAnsi="宋体" w:eastAsia="宋体"/>
+          <w:b w:val="0"/>
           <w:sz w:val="24"/>
         </w:rPr>
         <w:t>旁白：</w:t>
@@ -153,8 +159,7 @@
     </w:p>
     <w:p>
       <w:pPr>
-        <w:spacing w:line="360" w:lineRule="auto"/>
-        <w:ind w:firstLine="480"/>
+        <w:spacing w:line="360" w:lineRule="auto" w:after="120"/>
       </w:pPr>
       <w:r>
         <w:rPr>
@@ -167,7 +172,7 @@
     </w:p>
     <w:p>
       <w:pPr>
-        <w:spacing w:line="360" w:lineRule="auto"/>
+        <w:spacing w:line="360" w:lineRule="auto" w:before="160" w:after="80"/>
       </w:pPr>
       <w:r>
         <w:rPr>
@@ -180,7 +185,7 @@
     </w:p>
     <w:p>
       <w:pPr>
-        <w:spacing w:line="360" w:lineRule="auto"/>
+        <w:spacing w:line="360" w:lineRule="auto" w:after="120"/>
       </w:pPr>
       <w:r>
         <w:rPr>
@@ -194,12 +199,12 @@
     </w:p>
     <w:p>
       <w:pPr>
-        <w:spacing w:line="360" w:lineRule="auto"/>
+        <w:spacing w:line="360" w:lineRule="auto" w:after="120"/>
       </w:pPr>
       <w:r>
         <w:rPr>
-          <w:rFonts w:ascii="黑体" w:hAnsi="黑体" w:eastAsia="黑体"/>
-          <w:b/>
+          <w:rFonts w:ascii="宋体" w:hAnsi="宋体" w:eastAsia="宋体"/>
+          <w:b w:val="0"/>
           <w:sz w:val="24"/>
         </w:rPr>
         <w:t>旁白：</w:t>
@@ -207,8 +212,7 @@
     </w:p>
     <w:p>
       <w:pPr>
-        <w:spacing w:line="360" w:lineRule="auto"/>
-        <w:ind w:firstLine="480"/>
+        <w:spacing w:line="360" w:lineRule="auto" w:after="120"/>
       </w:pPr>
       <w:r>
         <w:rPr>
@@ -221,7 +225,7 @@
     </w:p>
     <w:p>
       <w:pPr>
-        <w:spacing w:line="360" w:lineRule="auto"/>
+        <w:spacing w:line="360" w:lineRule="auto" w:before="160" w:after="80"/>
       </w:pPr>
       <w:r>
         <w:rPr>
@@ -234,7 +238,7 @@
     </w:p>
     <w:p>
       <w:pPr>
-        <w:spacing w:line="360" w:lineRule="auto"/>
+        <w:spacing w:line="360" w:lineRule="auto" w:after="120"/>
       </w:pPr>
       <w:r>
         <w:rPr>
@@ -248,12 +252,12 @@
     </w:p>
     <w:p>
       <w:pPr>
-        <w:spacing w:line="360" w:lineRule="auto"/>
+        <w:spacing w:line="360" w:lineRule="auto" w:after="120"/>
       </w:pPr>
       <w:r>
         <w:rPr>
-          <w:rFonts w:ascii="黑体" w:hAnsi="黑体" w:eastAsia="黑体"/>
-          <w:b/>
+          <w:rFonts w:ascii="宋体" w:hAnsi="宋体" w:eastAsia="宋体"/>
+          <w:b w:val="0"/>
           <w:sz w:val="24"/>
         </w:rPr>
         <w:t>旁白：</w:t>
@@ -261,8 +265,7 @@
     </w:p>
     <w:p>
       <w:pPr>
-        <w:spacing w:line="360" w:lineRule="auto"/>
-        <w:ind w:firstLine="480"/>
+        <w:spacing w:line="360" w:lineRule="auto" w:after="120"/>
       </w:pPr>
       <w:r>
         <w:rPr>
@@ -275,7 +278,7 @@
     </w:p>
     <w:p>
       <w:pPr>
-        <w:spacing w:line="360" w:lineRule="auto"/>
+        <w:spacing w:line="360" w:lineRule="auto" w:before="160" w:after="80"/>
       </w:pPr>
       <w:r>
         <w:rPr>
@@ -288,7 +291,7 @@
     </w:p>
     <w:p>
       <w:pPr>
-        <w:spacing w:line="360" w:lineRule="auto"/>
+        <w:spacing w:line="360" w:lineRule="auto" w:after="120"/>
       </w:pPr>
       <w:r>
         <w:rPr>
@@ -302,12 +305,12 @@
     </w:p>
     <w:p>
       <w:pPr>
-        <w:spacing w:line="360" w:lineRule="auto"/>
+        <w:spacing w:line="360" w:lineRule="auto" w:after="120"/>
       </w:pPr>
       <w:r>
         <w:rPr>
-          <w:rFonts w:ascii="黑体" w:hAnsi="黑体" w:eastAsia="黑体"/>
-          <w:b/>
+          <w:rFonts w:ascii="宋体" w:hAnsi="宋体" w:eastAsia="宋体"/>
+          <w:b w:val="0"/>
           <w:sz w:val="24"/>
         </w:rPr>
         <w:t>旁白：</w:t>
@@ -315,8 +318,7 @@
     </w:p>
     <w:p>
       <w:pPr>
-        <w:spacing w:line="360" w:lineRule="auto"/>
-        <w:ind w:firstLine="480"/>
+        <w:spacing w:line="360" w:lineRule="auto" w:after="120"/>
       </w:pPr>
       <w:r>
         <w:rPr>
@@ -329,7 +331,7 @@
     </w:p>
     <w:p>
       <w:pPr>
-        <w:spacing w:line="360" w:lineRule="auto"/>
+        <w:spacing w:line="360" w:lineRule="auto" w:before="160" w:after="80"/>
       </w:pPr>
       <w:r>
         <w:rPr>
@@ -342,7 +344,7 @@
     </w:p>
     <w:p>
       <w:pPr>
-        <w:spacing w:line="360" w:lineRule="auto"/>
+        <w:spacing w:line="360" w:lineRule="auto" w:after="120"/>
       </w:pPr>
       <w:r>
         <w:rPr>
@@ -356,12 +358,12 @@
     </w:p>
     <w:p>
       <w:pPr>
-        <w:spacing w:line="360" w:lineRule="auto"/>
+        <w:spacing w:line="360" w:lineRule="auto" w:after="120"/>
       </w:pPr>
       <w:r>
         <w:rPr>
-          <w:rFonts w:ascii="黑体" w:hAnsi="黑体" w:eastAsia="黑体"/>
-          <w:b/>
+          <w:rFonts w:ascii="宋体" w:hAnsi="宋体" w:eastAsia="宋体"/>
+          <w:b w:val="0"/>
           <w:sz w:val="24"/>
         </w:rPr>
         <w:t>旁白：</w:t>
@@ -369,8 +371,7 @@
     </w:p>
     <w:p>
       <w:pPr>
-        <w:spacing w:line="360" w:lineRule="auto"/>
-        <w:ind w:firstLine="480"/>
+        <w:spacing w:line="360" w:lineRule="auto" w:after="120"/>
       </w:pPr>
       <w:r>
         <w:rPr>
@@ -383,7 +384,7 @@
     </w:p>
     <w:p>
       <w:pPr>
-        <w:spacing w:line="360" w:lineRule="auto"/>
+        <w:spacing w:line="360" w:lineRule="auto" w:before="160" w:after="80"/>
       </w:pPr>
       <w:r>
         <w:rPr>
@@ -396,7 +397,7 @@
     </w:p>
     <w:p>
       <w:pPr>
-        <w:spacing w:line="360" w:lineRule="auto"/>
+        <w:spacing w:line="360" w:lineRule="auto" w:after="120"/>
       </w:pPr>
       <w:r>
         <w:rPr>
@@ -410,12 +411,12 @@
     </w:p>
     <w:p>
       <w:pPr>
-        <w:spacing w:line="360" w:lineRule="auto"/>
+        <w:spacing w:line="360" w:lineRule="auto" w:after="120"/>
       </w:pPr>
       <w:r>
         <w:rPr>
-          <w:rFonts w:ascii="黑体" w:hAnsi="黑体" w:eastAsia="黑体"/>
-          <w:b/>
+          <w:rFonts w:ascii="宋体" w:hAnsi="宋体" w:eastAsia="宋体"/>
+          <w:b w:val="0"/>
           <w:sz w:val="24"/>
         </w:rPr>
         <w:t>旁白：</w:t>
@@ -423,8 +424,7 @@
     </w:p>
     <w:p>
       <w:pPr>
-        <w:spacing w:line="360" w:lineRule="auto"/>
-        <w:ind w:firstLine="480"/>
+        <w:spacing w:line="360" w:lineRule="auto" w:after="120"/>
       </w:pPr>
       <w:r>
         <w:rPr>
@@ -432,12 +432,12 @@
           <w:b w:val="0"/>
           <w:sz w:val="24"/>
         </w:rPr>
-        <w:t>错误诊断。贴一段写错的代码，它把问题分三类：语法错了、逻辑错了、还是想法本身错了。追下去能看到你是哪个概念没搞明白。电路这一科配了浏览器仿真，我们自己写的求解器，算出来的数和课本解析解对过，九组全对。还有故障模式：电路哪里断了，你自己找，AI 带你排查。STM32 这边，搭好电路能直接生成驱动代码。</w:t>
+        <w:t>错误诊断。贴一段写错的代码，它把问题分三类：语法错了、逻辑错了、还是想法本身错了。追下去能看到你是哪个概念没搞明白。电路这一科配了浏览器仿真，我们自己写的求解器，算出来的数和课本解析解对过，九组全对。还有故障模式：电路哪里断了，你自己找，AI 带你排查。STM32 这边，可以自行搭建，也有预设的电路图可供选择。</w:t>
       </w:r>
     </w:p>
     <w:p>
       <w:pPr>
-        <w:spacing w:line="360" w:lineRule="auto"/>
+        <w:spacing w:line="360" w:lineRule="auto" w:before="160" w:after="80"/>
       </w:pPr>
       <w:r>
         <w:rPr>
@@ -450,7 +450,7 @@
     </w:p>
     <w:p>
       <w:pPr>
-        <w:spacing w:line="360" w:lineRule="auto"/>
+        <w:spacing w:line="360" w:lineRule="auto" w:after="120"/>
       </w:pPr>
       <w:r>
         <w:rPr>
@@ -464,12 +464,12 @@
     </w:p>
     <w:p>
       <w:pPr>
-        <w:spacing w:line="360" w:lineRule="auto"/>
+        <w:spacing w:line="360" w:lineRule="auto" w:after="120"/>
       </w:pPr>
       <w:r>
         <w:rPr>
-          <w:rFonts w:ascii="黑体" w:hAnsi="黑体" w:eastAsia="黑体"/>
-          <w:b/>
+          <w:rFonts w:ascii="宋体" w:hAnsi="宋体" w:eastAsia="宋体"/>
+          <w:b w:val="0"/>
           <w:sz w:val="24"/>
         </w:rPr>
         <w:t>旁白：</w:t>
@@ -477,8 +477,7 @@
     </w:p>
     <w:p>
       <w:pPr>
-        <w:spacing w:line="360" w:lineRule="auto"/>
-        <w:ind w:firstLine="480"/>
+        <w:spacing w:line="360" w:lineRule="auto" w:after="120"/>
       </w:pPr>
       <w:r>
         <w:rPr>
@@ -491,7 +490,7 @@
     </w:p>
     <w:p>
       <w:pPr>
-        <w:spacing w:line="360" w:lineRule="auto"/>
+        <w:spacing w:line="360" w:lineRule="auto" w:before="200" w:after="120"/>
       </w:pPr>
       <w:r>
         <w:rPr>
@@ -504,7 +503,7 @@
     </w:p>
     <w:p>
       <w:pPr>
-        <w:spacing w:line="360" w:lineRule="auto"/>
+        <w:spacing w:line="360" w:lineRule="auto" w:after="120"/>
       </w:pPr>
       <w:r>
         <w:rPr>
@@ -513,17 +512,17 @@
           <w:color w:val="808080"/>
           <w:sz w:val="24"/>
         </w:rPr>
-        <w:t>画面操作：退出学生账号，换 T001（密码 Teacher123）登录；依次过首页、作业管理、学情分析、AI 智能备课、AI 学情洞察、AI 智能组卷。</w:t>
+        <w:t>画面操作：退出学生账号，点「体验教师账号」直接进入（或手动输入 T001 / Teacher123）；依次过首页、作业管理、学情分析、AI 智能备课、AI 学情洞察、AI 智能组卷。</w:t>
       </w:r>
     </w:p>
     <w:p>
       <w:pPr>
-        <w:spacing w:line="360" w:lineRule="auto"/>
+        <w:spacing w:line="360" w:lineRule="auto" w:after="120"/>
       </w:pPr>
       <w:r>
         <w:rPr>
-          <w:rFonts w:ascii="黑体" w:hAnsi="黑体" w:eastAsia="黑体"/>
-          <w:b/>
+          <w:rFonts w:ascii="宋体" w:hAnsi="宋体" w:eastAsia="宋体"/>
+          <w:b w:val="0"/>
           <w:sz w:val="24"/>
         </w:rPr>
         <w:t>旁白：</w:t>
@@ -531,8 +530,7 @@
     </w:p>
     <w:p>
       <w:pPr>
-        <w:spacing w:line="360" w:lineRule="auto"/>
-        <w:ind w:firstLine="480"/>
+        <w:spacing w:line="360" w:lineRule="auto" w:after="120"/>
       </w:pPr>
       <w:r>
         <w:rPr>
@@ -545,7 +543,7 @@
     </w:p>
     <w:p>
       <w:pPr>
-        <w:spacing w:line="360" w:lineRule="auto"/>
+        <w:spacing w:line="360" w:lineRule="auto" w:before="200" w:after="120"/>
       </w:pPr>
       <w:r>
         <w:rPr>
@@ -558,7 +556,7 @@
     </w:p>
     <w:p>
       <w:pPr>
-        <w:spacing w:line="360" w:lineRule="auto"/>
+        <w:spacing w:line="360" w:lineRule="auto" w:after="120"/>
       </w:pPr>
       <w:r>
         <w:rPr>
@@ -572,12 +570,12 @@
     </w:p>
     <w:p>
       <w:pPr>
-        <w:spacing w:line="360" w:lineRule="auto"/>
+        <w:spacing w:line="360" w:lineRule="auto" w:after="120"/>
       </w:pPr>
       <w:r>
         <w:rPr>
-          <w:rFonts w:ascii="黑体" w:hAnsi="黑体" w:eastAsia="黑体"/>
-          <w:b/>
+          <w:rFonts w:ascii="宋体" w:hAnsi="宋体" w:eastAsia="宋体"/>
+          <w:b w:val="0"/>
           <w:sz w:val="24"/>
         </w:rPr>
         <w:t>旁白：</w:t>
@@ -585,8 +583,7 @@
     </w:p>
     <w:p>
       <w:pPr>
-        <w:spacing w:line="360" w:lineRule="auto"/>
-        <w:ind w:firstLine="480"/>
+        <w:spacing w:line="360" w:lineRule="auto" w:after="120"/>
       </w:pPr>
       <w:r>
         <w:rPr>
@@ -599,8 +596,7 @@
     </w:p>
     <w:p>
       <w:pPr>
-        <w:spacing w:line="360" w:lineRule="auto"/>
-        <w:ind w:firstLine="480"/>
+        <w:spacing w:line="360" w:lineRule="auto" w:after="120"/>
       </w:pPr>
       <w:r>
         <w:rPr>
@@ -613,8 +609,7 @@
     </w:p>
     <w:p>
       <w:pPr>
-        <w:spacing w:line="360" w:lineRule="auto"/>
-        <w:ind w:firstLine="480"/>
+        <w:spacing w:line="360" w:lineRule="auto" w:after="120"/>
       </w:pPr>
       <w:r>
         <w:rPr>
@@ -627,7 +622,7 @@
     </w:p>
     <w:p>
       <w:pPr>
-        <w:spacing w:line="360" w:lineRule="auto"/>
+        <w:spacing w:line="360" w:lineRule="auto" w:before="200" w:after="120"/>
       </w:pPr>
       <w:r>
         <w:rPr>
@@ -640,6 +635,7 @@
     </w:p>
     <w:p>
       <w:pPr>
+        <w:pStyle w:val="ListBullet"/>
         <w:spacing w:line="360" w:lineRule="auto"/>
       </w:pPr>
       <w:r>
@@ -648,11 +644,12 @@
           <w:b w:val="0"/>
           <w:sz w:val="24"/>
         </w:rPr>
-        <w:t>· 成片控制在 4:50 以内（官方上限 5 分钟）；超时先压 2.5 知识冒险和 2.7 快切段</w:t>
+        <w:t>成片控制在 4:50 以内（官方上限 5 分钟）；超时先压 2.5 知识冒险和 2.7 快切段</w:t>
       </w:r>
     </w:p>
     <w:p>
       <w:pPr>
+        <w:pStyle w:val="ListBullet"/>
         <w:spacing w:line="360" w:lineRule="auto"/>
       </w:pPr>
       <w:r>
@@ -661,11 +658,12 @@
           <w:b w:val="0"/>
           <w:sz w:val="24"/>
         </w:rPr>
-        <w:t>· 数字口径照读：116 项断言 / 211 接口 / 16 名学生 / 350+ 次生成 / 16 阶段 / 9 组解析解</w:t>
+        <w:t>数字口径照读：116 项断言 / 211 接口 / 16 名学生 / 350+ 次生成 / 16 阶段 / 9 组解析解</w:t>
       </w:r>
     </w:p>
     <w:p>
       <w:pPr>
+        <w:pStyle w:val="ListBullet"/>
         <w:spacing w:line="360" w:lineRule="auto"/>
       </w:pPr>
       <w:r>
@@ -674,11 +672,12 @@
           <w:b w:val="0"/>
           <w:sz w:val="24"/>
         </w:rPr>
-        <w:t>· LLM 相关镜头（2.2、2.4）开录前先各跑一次预热；生成等待期剪快进</w:t>
+        <w:t>LLM 相关镜头（2.2、2.4）开录前先各跑一次预热；生成等待期剪快进</w:t>
       </w:r>
     </w:p>
     <w:p>
       <w:pPr>
+        <w:pStyle w:val="ListBullet"/>
         <w:spacing w:line="360" w:lineRule="auto"/>
       </w:pPr>
       <w:r>
@@ -687,7 +686,7 @@
           <w:b w:val="0"/>
           <w:sz w:val="24"/>
         </w:rPr>
-        <w:t>· 报名系统的作品名称需 ≤20 字，「LearnLab：跨学科 AI 学习平台」可用</w:t>
+        <w:t>报名系统的作品名称需 ≤20 字，「LearnLab：跨学科 AI 学习平台」可用</w:t>
       </w:r>
     </w:p>
     <w:sectPr>

--- a/文档信息/演示视频口播稿.docx
+++ b/文档信息/演示视频口播稿.docx
@@ -13,7 +13,7 @@
           <w:b/>
           <w:sz w:val="44"/>
         </w:rPr>
-        <w:t>LearnLab 演示视频口播稿（5 分钟参赛版）</w:t>
+        <w:t>LearnLab 答辩汇报视频口播稿（5 分钟版）</w:t>
       </w:r>
     </w:p>
     <w:p>
@@ -39,6 +39,35 @@
     </w:p>
     <w:p>
       <w:pPr>
+        <w:spacing w:line="360" w:lineRule="auto" w:after="120"/>
+      </w:pPr>
+      <w:r>
+        <w:rPr>
+          <w:rFonts w:ascii="宋体" w:hAnsi="宋体" w:eastAsia="宋体"/>
+          <w:b/>
+          <w:sz w:val="24"/>
+        </w:rPr>
+        <w:t>本版定位</w:t>
+      </w:r>
+      <w:r>
+        <w:rPr>
+          <w:rFonts w:ascii="宋体" w:hAnsi="宋体" w:eastAsia="宋体"/>
+          <w:b w:val="0"/>
+          <w:sz w:val="24"/>
+        </w:rPr>
+        <w:t>：面向算法创新赛的答辩汇报视频（江苏赛区要求：MP4、≥1080p、6 分钟以内）。按侧边栏顺序逐页讲解，算法原理占约 40%，全片控制在 5 分钟以内。</w:t>
+      </w:r>
+      <w:r>
+        <w:rPr>
+          <w:rFonts w:ascii="宋体" w:hAnsi="宋体" w:eastAsia="宋体"/>
+          <w:b/>
+          <w:sz w:val="24"/>
+        </w:rPr>
+        <w:t>「画面操作」行已标注具体点击/滚动位置，可直接照做。</w:t>
+      </w:r>
+    </w:p>
+    <w:p>
+      <w:pPr>
         <w:spacing w:line="360" w:lineRule="auto" w:before="240" w:after="240"/>
         <w:jc w:val="center"/>
       </w:pPr>
@@ -48,7 +77,7 @@
           <w:b/>
           <w:sz w:val="44"/>
         </w:rPr>
-        <w:t>LearnLab 5 分钟演示脚本</w:t>
+        <w:t>LearnLab 答辩汇报脚本（4:50）</w:t>
       </w:r>
     </w:p>
     <w:p>
@@ -61,7 +90,7 @@
           <w:b/>
           <w:sz w:val="30"/>
         </w:rPr>
-        <w:t>一、开场（0:00 – 0:20）</w:t>
+        <w:t>一、开场：问题与定位（0:00 – 0:25）</w:t>
       </w:r>
     </w:p>
     <w:p>
@@ -75,7 +104,7 @@
           <w:color w:val="808080"/>
           <w:sz w:val="24"/>
         </w:rPr>
-        <w:t>画面操作：打开平台首页，点击「开始学习」进入登录页，点「体验学生账号」直接进入（或手动输入 student_001 / 123456）。</w:t>
+        <w:t>画面操作：打开平台首页 → 点击右上角「开始学习」进入登录页 → 点击「体验学生账号」按钮（登录卡片底部左侧，蓝色边框）→ 进入学习仪表盘。</w:t>
       </w:r>
     </w:p>
     <w:p>
@@ -101,7 +130,20 @@
           <w:b w:val="0"/>
           <w:sz w:val="24"/>
         </w:rPr>
-        <w:t>大家好，这是我们做的 LearnLab，一个给工科课堂用的 AI 学习平台，管三门课：C 语言、电路分析、STM32。平台里跑着 12 个各司其职的 AI 智能体，老师用它减负，学生用它自学。现在登录的是学生账号。</w:t>
+        <w:t>先讲我们解决什么问题。新工科的 C 语言、电路分析、STM32 三门课，学生基础参差却共用一份教案；实验室排队两小时、上手十分钟；三门课各教各的，知识链是断的。传统 LMS 只能把资料挂上网，做不到按认知状态规划学习顺序、在黄金纠错期即时答疑、把上百名学生的薄弱点算出趋势。</w:t>
+      </w:r>
+    </w:p>
+    <w:p>
+      <w:pPr>
+        <w:spacing w:line="360" w:lineRule="auto" w:after="120"/>
+      </w:pPr>
+      <w:r>
+        <w:rPr>
+          <w:rFonts w:ascii="宋体" w:hAnsi="宋体" w:eastAsia="宋体"/>
+          <w:b w:val="0"/>
+          <w:sz w:val="24"/>
+        </w:rPr>
+        <w:t>LearnLab 用一套五层教育算法闭环来解：测量、建模、记忆、决策、解释。每一层都有经典文献出处，实现全部自研，并且真正接进了业务链路。</w:t>
       </w:r>
     </w:p>
     <w:p>
@@ -114,20 +156,7 @@
           <w:b/>
           <w:sz w:val="30"/>
         </w:rPr>
-        <w:t>二、学生端（0:20 – 3:20）</w:t>
-      </w:r>
-    </w:p>
-    <w:p>
-      <w:pPr>
-        <w:spacing w:line="360" w:lineRule="auto" w:before="160" w:after="80"/>
-      </w:pPr>
-      <w:r>
-        <w:rPr>
-          <w:rFonts w:ascii="黑体" w:hAnsi="黑体" w:eastAsia="黑体"/>
-          <w:b/>
-          <w:sz w:val="28"/>
-        </w:rPr>
-        <w:t>2.1 学习仪表盘（0:20 – 0:45）</w:t>
+        <w:t>二、学习仪表盘（0:25 – 0:45）</w:t>
       </w:r>
     </w:p>
     <w:p>
@@ -141,7 +170,7 @@
           <w:color w:val="808080"/>
           <w:sz w:val="24"/>
         </w:rPr>
-        <w:t>画面操作：登录进入仪表盘，滚轮缓慢下移一周。</w:t>
+        <w:t>画面操作：光标移到上方四张卡片（本周学习 / 连续打卡 / 掌握知识点 / 待完成任务）；滚轮下移到「知识掌握进度」环形图，再下移到右下方日历（可见连续打卡的绿色标记）。</w:t>
       </w:r>
     </w:p>
     <w:p>
@@ -167,20 +196,20 @@
           <w:b w:val="0"/>
           <w:sz w:val="24"/>
         </w:rPr>
-        <w:t>登录进来是仪表盘。上面四张卡片：本周学了多久、连续打卡几天、掌握了多少个知识点。下面的每日练习每天换一套，答完当场判分。最底下这排红色的，是算法算出来的薄弱知识点，它会跟着你的表现变。</w:t>
+        <w:t>登录进来是仪表盘。这四张卡片的数据都来自学习行为表实时统计——本周学习时长、连续打卡天数、已掌握知识点数。右边日历上的绿色日期，就是这个学生的连续学习记录。下方环形图是知识掌握进度，35 个知识点里已掌握多少个，一目了然。所有数字来自系统埋点，不是写死的。</w:t>
       </w:r>
     </w:p>
     <w:p>
       <w:pPr>
-        <w:spacing w:line="360" w:lineRule="auto" w:before="160" w:after="80"/>
+        <w:spacing w:line="360" w:lineRule="auto" w:before="200" w:after="120"/>
       </w:pPr>
       <w:r>
         <w:rPr>
           <w:rFonts w:ascii="黑体" w:hAnsi="黑体" w:eastAsia="黑体"/>
           <w:b/>
-          <w:sz w:val="28"/>
+          <w:sz w:val="30"/>
         </w:rPr>
-        <w:t>2.2 智能辅导（0:45 – 1:15）</w:t>
+        <w:t>三、智能辅导（0:45 – 1:10）</w:t>
       </w:r>
     </w:p>
     <w:p>
@@ -194,7 +223,7 @@
           <w:color w:val="808080"/>
           <w:sz w:val="24"/>
         </w:rPr>
-        <w:t>画面操作：点侧边栏「智能辅导」，输入「指针和数组有什么区别」发送；等回复时鼠标划过右上角 Agent 阶段标签和右侧学情雷达。</w:t>
+        <w:t>画面操作：点左侧「智能辅导」→ 在底部输入框输入「指针和数组有什么区别」→ 点发送 → 等回复时，光标移到右上角三个 Agent 阶段标签（Planner / Worker / Critic）。</w:t>
       </w:r>
     </w:p>
     <w:p>
@@ -220,20 +249,20 @@
           <w:b w:val="0"/>
           <w:sz w:val="24"/>
         </w:rPr>
-        <w:t>这是智能辅导。它有个特点：不给答案。你问它指针和数组的区别，它反问你，一步步带着你自己想通，这就是苏格拉底式引导。这条消息发出去，后台是三个智能体在接力：Planner 拆任务，Worker 写回答，Critic 检查讲得对不对，右上角能看到跑到哪一步了。每聊一轮，学生的学习画像就更新一次。</w:t>
+        <w:t>智能辅导。它的特点是不给答案——你问指针和数组的区别，它反问你，一步步带着你自己想通，这是苏格拉底式引导。这条消息发出去，后台是三个智能体在接力：Planner 拆任务、Worker 写回答、Critic 检查讲得对不对，右上角能看到跑到哪一步。每聊一轮，学生的画像就更新一次，后面路径规划用的就是这份画像。</w:t>
       </w:r>
     </w:p>
     <w:p>
       <w:pPr>
-        <w:spacing w:line="360" w:lineRule="auto" w:before="160" w:after="80"/>
+        <w:spacing w:line="360" w:lineRule="auto" w:before="200" w:after="120"/>
       </w:pPr>
       <w:r>
         <w:rPr>
           <w:rFonts w:ascii="黑体" w:hAnsi="黑体" w:eastAsia="黑体"/>
           <w:b/>
-          <w:sz w:val="28"/>
+          <w:sz w:val="30"/>
         </w:rPr>
-        <w:t>2.3 学习路径（1:15 – 1:50）核心创新</w:t>
+        <w:t>四、学习路径（1:10 – 1:50）核心算法</w:t>
       </w:r>
     </w:p>
     <w:p>
@@ -247,7 +276,7 @@
           <w:color w:val="808080"/>
           <w:sz w:val="24"/>
         </w:rPr>
-        <w:t>画面操作：点「学习路径」，滚动展示 SVG 依赖连线动画；停在跨学科着色的 DAG 视图；点开参数面板。</w:t>
+        <w:t>画面操作：点左侧「学习路径」→ 滚轮缓慢下移，展示 SVG 依赖连线的绘制动画 → 光标停在跨学科着色的 DAG 节点上 → 点击右上角「知识依赖约束」标签 → 拖到页面下方「个性化学习资源」面板，点开「针对薄弱点」下拉。</w:t>
       </w:r>
     </w:p>
     <w:p>
@@ -273,20 +302,59 @@
           <w:b w:val="0"/>
           <w:sz w:val="24"/>
         </w:rPr>
-        <w:t>这条学习路径，是自研的 ADPP 算法排的。它会看知识点之间的依赖关系，再看你在哪里弱，弱的部分往前排。举个例子，你要学 STM32 的 PWM，它会先把 C 语言的位运算、电路的电压波形排进来，因为那些不会，这个你学不懂。每次测验之后，路径会自己调整；该复习的知识点，FSRS 算法把它提到最前面。</w:t>
+        <w:t>这条路径是自研的 ADPP 自适应 DAG 路径规划算出来的。它组合了五样东西：关键路径法确定关键知识点、BKT 掌握度给出每个点的掌握概率、IRT 难度标定的六因子成本模型估算学习时长、加权拓扑排序把薄弱环节前置、多臂老虎机做动态调整策略。</w:t>
       </w:r>
     </w:p>
     <w:p>
       <w:pPr>
-        <w:spacing w:line="360" w:lineRule="auto" w:before="160" w:after="80"/>
+        <w:spacing w:line="360" w:lineRule="auto" w:after="120"/>
+      </w:pPr>
+      <w:r>
+        <w:rPr>
+          <w:rFonts w:ascii="宋体" w:hAnsi="宋体" w:eastAsia="宋体"/>
+          <w:b w:val="0"/>
+          <w:sz w:val="24"/>
+        </w:rPr>
+        <w:t>看这个例子：目标是 STM32 的 PWM 定时器。系统往前追前置依赖，一路经过 C 语言的位运算和指针，再往前是电路分析的电压波形——于是生成一条真正跨学科的学习路径。这是学科交叉最实的落点：不是把三门课的内容放一个平台，而是让学生看到知识之间的依赖。</w:t>
+      </w:r>
+    </w:p>
+    <w:p>
+      <w:pPr>
+        <w:spacing w:line="360" w:lineRule="auto" w:after="120"/>
+      </w:pPr>
+      <w:r>
+        <w:rPr>
+          <w:rFonts w:ascii="宋体" w:hAnsi="宋体" w:eastAsia="宋体"/>
+          <w:b w:val="0"/>
+          <w:sz w:val="24"/>
+        </w:rPr>
+        <w:t>每次测验后路径自动重排，这里用的是 Thompson Sampling——在「回炉复习、强化练习、加速推进、维持现状」四个动作里选，收益还能闭环回传。该复习的知识点，FSRS 记忆调度按遗忘曲线把它提到最前面。</w:t>
+      </w:r>
+    </w:p>
+    <w:p>
+      <w:pPr>
+        <w:spacing w:line="360" w:lineRule="auto" w:after="120"/>
+      </w:pPr>
+      <w:r>
+        <w:rPr>
+          <w:rFonts w:ascii="宋体" w:hAnsi="宋体" w:eastAsia="宋体"/>
+          <w:b w:val="0"/>
+          <w:sz w:val="24"/>
+        </w:rPr>
+        <w:t>下面这个面板能看到薄弱点：I2C 通信协议 37%、文件操作 40%——这些是该生各知识点的答题平均分，点「生成」就能针对薄弱点现场出资源，资源生成器的提示词里注入了前面几层算法的输出。</w:t>
+      </w:r>
+    </w:p>
+    <w:p>
+      <w:pPr>
+        <w:spacing w:line="360" w:lineRule="auto" w:before="200" w:after="120"/>
       </w:pPr>
       <w:r>
         <w:rPr>
           <w:rFonts w:ascii="黑体" w:hAnsi="黑体" w:eastAsia="黑体"/>
           <w:b/>
-          <w:sz w:val="28"/>
+          <w:sz w:val="30"/>
         </w:rPr>
-        <w:t>2.4 学习中心（1:50 – 2:20）</w:t>
+        <w:t>五、学习中心（1:50 – 2:15）</w:t>
       </w:r>
     </w:p>
     <w:p>
@@ -300,7 +368,7 @@
           <w:color w:val="808080"/>
           <w:sz w:val="24"/>
         </w:rPr>
-        <w:t>画面操作：点「学习中心」，选一个知识点；底部依次切换代码示例、练习题、思维导图、康奈尔笔记。</w:t>
+        <w:t>画面操作：点左侧「学习中心」→ 在左侧课程目录点开「第 1 章：基础理论」→ 点「1.2 电阻串联与并联」→ 右侧正文区滚轮下滑，展示讲义插图与公式 → 光标移到右栏「AI 辅导助手」。</w:t>
       </w:r>
     </w:p>
     <w:p>
@@ -326,20 +394,20 @@
           <w:b w:val="0"/>
           <w:sz w:val="24"/>
         </w:rPr>
-        <w:t>学习中心。左边选知识点，讲义、代码示例、练习题都是 AI 现场生成的，生成的内容跟着你的薄弱点走。这个功能学生用得最多，上线以来跑了三百五十多次，一次没挂过。右边还有个 AI 助手，针对当前这个知识点随便问。</w:t>
+        <w:t>学习中心。左边选知识点，右边的图文讲义支持公式渲染和内联电路图。讲义、代码示例、练习题、思维导图都跟着你的薄弱点现场生成。右栏常驻 AI 辅导助手，针对当前这个知识点可以直接提问，不用跳页面。这是学生用得最多的功能。</w:t>
       </w:r>
     </w:p>
     <w:p>
       <w:pPr>
-        <w:spacing w:line="360" w:lineRule="auto" w:before="160" w:after="80"/>
+        <w:spacing w:line="360" w:lineRule="auto" w:before="200" w:after="120"/>
       </w:pPr>
       <w:r>
         <w:rPr>
           <w:rFonts w:ascii="黑体" w:hAnsi="黑体" w:eastAsia="黑体"/>
           <w:b/>
-          <w:sz w:val="28"/>
+          <w:sz w:val="30"/>
         </w:rPr>
-        <w:t>2.5 知识冒险（2:20 – 2:40）</w:t>
+        <w:t>六、知识冒险（2:15 – 2:30）</w:t>
       </w:r>
     </w:p>
     <w:p>
@@ -353,7 +421,7 @@
           <w:color w:val="808080"/>
           <w:sz w:val="24"/>
         </w:rPr>
-        <w:t>画面操作：点「知识冒险」，展示闯关地图；点开一个关卡看题目。</w:t>
+        <w:t>画面操作：点左侧「知识冒险」→ 光标依次划过闯关地图上的五个区域 → 点开一个关卡，展示题目与三档难度。</w:t>
       </w:r>
     </w:p>
     <w:p>
@@ -379,20 +447,20 @@
           <w:b w:val="0"/>
           <w:sz w:val="24"/>
         </w:rPr>
-        <w:t>知识冒险，把练习做成闯关。五个区域，从数组村庄一路往后打，每关三档难度。旁边还有排行榜，六个维度排名，不是只比分数，坚持学也能上榜。</w:t>
+        <w:t>知识冒险把练习做成闯关。五个区域从基础一路往后推进，每关三档难度。它背后也是同一套知识图谱——闯关顺序和路径规划用的是同一份依赖关系。右边还有排行榜，六个维度分别考察学习成长、连续学习、知识掌握、闯关挑战、AI 协作和进步最快，每个维度的数据都是后端按不同维度实时算出来的。</w:t>
       </w:r>
     </w:p>
     <w:p>
       <w:pPr>
-        <w:spacing w:line="360" w:lineRule="auto" w:before="160" w:after="80"/>
+        <w:spacing w:line="360" w:lineRule="auto" w:before="200" w:after="120"/>
       </w:pPr>
       <w:r>
         <w:rPr>
           <w:rFonts w:ascii="黑体" w:hAnsi="黑体" w:eastAsia="黑体"/>
           <w:b/>
-          <w:sz w:val="28"/>
+          <w:sz w:val="30"/>
         </w:rPr>
-        <w:t>2.6 错误诊断与电路仿真（2:40 – 3:05）</w:t>
+        <w:t>七、错误诊断（2:30 – 2:55）</w:t>
       </w:r>
     </w:p>
     <w:p>
@@ -406,7 +474,7 @@
           <w:color w:val="808080"/>
           <w:sz w:val="24"/>
         </w:rPr>
-        <w:t>画面操作：打开「错误诊断」，粘贴一段含错代码，点「捕捉错误」；等结果时切到电路仿真页拖一个元件；再切 STM32 实训页。</w:t>
+        <w:t>画面操作：点左侧「错误诊断」→ 在代码框粘贴一段含错代码 → 点「捕捉错误」→ 等结果时，光标移到诊断结果的三类标签（语法 / 逻辑 / 概念）。</w:t>
       </w:r>
     </w:p>
     <w:p>
@@ -432,20 +500,20 @@
           <w:b w:val="0"/>
           <w:sz w:val="24"/>
         </w:rPr>
-        <w:t>错误诊断。贴一段写错的代码，它把问题分三类：语法错了、逻辑错了、还是想法本身错了。追下去能看到你是哪个概念没搞明白。电路这一科配了浏览器仿真，我们自己写的求解器，算出来的数和课本解析解对过，九组全对。还有故障模式：电路哪里断了，你自己找，AI 带你排查。STM32 这边，可以自行搭建，也有预设的电路图可供选择。</w:t>
+        <w:t>错误诊断做的是分层定位。贴一段写错的代码，它先用静态分析抓语法错误，再由大模型判断逻辑，最后追到概念层——你是哪个知识点没真正理解。这一步的结果会回写画像，影响后续的资源生成和路径排序。</w:t>
       </w:r>
     </w:p>
     <w:p>
       <w:pPr>
-        <w:spacing w:line="360" w:lineRule="auto" w:before="160" w:after="80"/>
+        <w:spacing w:line="360" w:lineRule="auto" w:before="200" w:after="120"/>
       </w:pPr>
       <w:r>
         <w:rPr>
           <w:rFonts w:ascii="黑体" w:hAnsi="黑体" w:eastAsia="黑体"/>
           <w:b/>
-          <w:sz w:val="28"/>
+          <w:sz w:val="30"/>
         </w:rPr>
-        <w:t>2.7 项目协作 · 个人空间 · 知识库（3:05 – 3:20）</w:t>
+        <w:t>八、项目协作（2:55 – 3:10）</w:t>
       </w:r>
     </w:p>
     <w:p>
@@ -459,7 +527,7 @@
           <w:color w:val="808080"/>
           <w:sz w:val="24"/>
         </w:rPr>
-        <w:t>画面操作：三个页面各停 4 秒：项目协作任务树、个人空间雷达图、知识库输入双链语法。</w:t>
+        <w:t>画面操作：点左侧「项目协作」→ 在「输入自定义项目名称」框输入「学生成绩管理系统」→ 点「智能拆解」→ 等任务树生成后，滚轮下移展示任务分解结果。</w:t>
       </w:r>
     </w:p>
     <w:p>
@@ -485,7 +553,7 @@
           <w:b w:val="0"/>
           <w:sz w:val="24"/>
         </w:rPr>
-        <w:t>项目协作，做小组作业用的，拆任务、分角色、盯进度、打分，各有一个智能体负责。个人空间里有康奈尔笔记和费曼复盘。知识库支持双链，写两个中括号就能引用别的笔记，三门课的知识最后连成一张图。</w:t>
+        <w:t>项目协作面向小组作业。输入一个项目名，它自动拆成任务树、分配角色、跟踪进度，每个环节有专门的智能体负责。这套拆解逻辑和路径规划共用同一套知识图谱，所以拆出来的任务能对应到具体知识点。</w:t>
       </w:r>
     </w:p>
     <w:p>
@@ -498,7 +566,7 @@
           <w:b/>
           <w:sz w:val="30"/>
         </w:rPr>
-        <w:t>三、教师端（3:20 – 4:00）</w:t>
+        <w:t>九、个人空间（3:10 – 3:30）</w:t>
       </w:r>
     </w:p>
     <w:p>
@@ -512,7 +580,7 @@
           <w:color w:val="808080"/>
           <w:sz w:val="24"/>
         </w:rPr>
-        <w:t>画面操作：退出学生账号，点「体验教师账号」直接进入（或手动输入 T001 / Teacher123）；依次过首页、作业管理、学情分析、AI 智能备课、AI 学情洞察、AI 智能组卷。</w:t>
+        <w:t>画面操作：点左侧「个人空间」→ 滚轮下移展示学习时长统计与勋章 → 点「今日番茄钟」→ 切到右下方知识雷达图。</w:t>
       </w:r>
     </w:p>
     <w:p>
@@ -538,7 +606,7 @@
           <w:b w:val="0"/>
           <w:sz w:val="24"/>
         </w:rPr>
-        <w:t>换成教师账号。教师首页最值得注意的是学习预警，哪个学生状态不对劲，算法直接标出来。作业支持四种题型，编程作业自动查重，选择题自动批改，老师不用熬夜改作业了。学情分析能看全班的薄弱点排行。后面三个都是 AI 的：备课，输入主题就出完整教案；学情洞察，自动写分析报告；组卷，选好知识点和难度，一套卷子直接下发。</w:t>
+        <w:t>个人空间汇总学习数据：时长统计、勋章徽章、专注度趋势。这里有个知识雷达图，六个维度展示能力分布，数据来自前面几层算法的输出。下面还有康奈尔笔记和费曼复盘两种反思工具，学生边学边记，笔记会自动沉淀到知识库。</w:t>
       </w:r>
     </w:p>
     <w:p>
@@ -551,7 +619,7 @@
           <w:b/>
           <w:sz w:val="30"/>
         </w:rPr>
-        <w:t>四、收尾（4:00 – 4:50）</w:t>
+        <w:t>十、知识库（3:30 – 3:45）</w:t>
       </w:r>
     </w:p>
     <w:p>
@@ -565,7 +633,7 @@
           <w:color w:val="808080"/>
           <w:sz w:val="24"/>
         </w:rPr>
-        <w:t>画面操作：切终端跑一遍验证脚本（加速播放），最后停在平台 Logo 和团队名单。</w:t>
+        <w:t>画面操作：点左侧「知识库」→ 点右上角「新建」按钮 → 在标题栏输入「指针与数组的区别」→ 在正文区输入 `[[` 触发双链补全提示。</w:t>
       </w:r>
     </w:p>
     <w:p>
@@ -591,7 +659,34 @@
           <w:b w:val="0"/>
           <w:sz w:val="24"/>
         </w:rPr>
-        <w:t>最后说三点。第一，12 个智能体跑在 LangGraph 上，消息协议统一，职责边界清楚。第二，刚才那套五层算法，每一层都有论文出处，BKT、IRT、FSRS 都是教育数据挖掘领域的经典方法，我们做的是把它们真正接进了业务。第三，大模型接口是工厂模式，星火、智谱、DeepSeek 随时能换，前面还有过滤和校验，防止 AI 对学生胡说。</w:t>
+        <w:t>知识库支持双链。写两个中括号就能引用别的笔记，三门课的知识点最后连成一张网。这张网和前面的知识图谱是打通的——学生在笔记里建立的关联，会反过来丰富知识图谱。</w:t>
+      </w:r>
+    </w:p>
+    <w:p>
+      <w:pPr>
+        <w:spacing w:line="360" w:lineRule="auto" w:before="200" w:after="120"/>
+      </w:pPr>
+      <w:r>
+        <w:rPr>
+          <w:rFonts w:ascii="黑体" w:hAnsi="黑体" w:eastAsia="黑体"/>
+          <w:b/>
+          <w:sz w:val="30"/>
+        </w:rPr>
+        <w:t>十一、教师端（3:45 – 4:20）</w:t>
+      </w:r>
+    </w:p>
+    <w:p>
+      <w:pPr>
+        <w:spacing w:line="360" w:lineRule="auto" w:after="120"/>
+      </w:pPr>
+      <w:r>
+        <w:rPr>
+          <w:rFonts w:ascii="宋体" w:hAnsi="宋体" w:eastAsia="宋体"/>
+          <w:b w:val="0"/>
+          <w:color w:val="808080"/>
+          <w:sz w:val="24"/>
+        </w:rPr>
+        <w:t>画面操作：点右上角头像 → 选「退出登录」→ 回到登录页点「体验教师账号」→ 依次点左侧「首页」「学情分析」「AI 智能备课」。</w:t>
       </w:r>
     </w:p>
     <w:p>
@@ -604,7 +699,7 @@
           <w:b w:val="0"/>
           <w:sz w:val="24"/>
         </w:rPr>
-        <w:t>这些不是 demo。系统部署在腾讯云上，16 个学生真实注册，上周有 10 个人在用，AI 生成调用三百五十多次，零失败。一百一十六项算法断言、二百一十个接口的冒烟测试，脚本全部公开，评委可以自己跑。</w:t>
+        <w:t>旁白：</w:t>
       </w:r>
     </w:p>
     <w:p>
@@ -617,7 +712,7 @@
           <w:b w:val="0"/>
           <w:sz w:val="24"/>
         </w:rPr>
-        <w:t>我们想做的事很简单：学生每往前走一步，系统都跟得上他。LearnLab，「一起搞事情」团队，谢谢大家。</w:t>
+        <w:t>换教师账号。教师首页最值得注意的是学习预警——哪个学生状态不对劲，算法直接标出来，用的是趋势权重学习器，六个因子的权重不是人工拍的，是从历史数据学的。学情分析能看全班的薄弱点排行。后面几个都是 AI 的：备课输入主题就出完整教案；学情洞察自动写分析报告；智能组卷选好知识点和难度，一套卷子直接下发。</w:t>
       </w:r>
     </w:p>
     <w:p>
@@ -630,7 +725,294 @@
           <w:b/>
           <w:sz w:val="30"/>
         </w:rPr>
-        <w:t>附录：录制提示</w:t>
+        <w:t>十二、收尾（4:20 – 4:50）</w:t>
+      </w:r>
+    </w:p>
+    <w:p>
+      <w:pPr>
+        <w:spacing w:line="360" w:lineRule="auto" w:after="120"/>
+      </w:pPr>
+      <w:r>
+        <w:rPr>
+          <w:rFonts w:ascii="宋体" w:hAnsi="宋体" w:eastAsia="宋体"/>
+          <w:b w:val="0"/>
+          <w:color w:val="808080"/>
+          <w:sz w:val="24"/>
+        </w:rPr>
+        <w:t>画面操作：切到浏览器新标签页，打开线上地址 `https://www.dreamlast.cn` → 最后停在平台 Logo。</w:t>
+      </w:r>
+    </w:p>
+    <w:p>
+      <w:pPr>
+        <w:spacing w:line="360" w:lineRule="auto" w:after="120"/>
+      </w:pPr>
+      <w:r>
+        <w:rPr>
+          <w:rFonts w:ascii="宋体" w:hAnsi="宋体" w:eastAsia="宋体"/>
+          <w:b w:val="0"/>
+          <w:sz w:val="24"/>
+        </w:rPr>
+        <w:t>旁白：</w:t>
+      </w:r>
+    </w:p>
+    <w:p>
+      <w:pPr>
+        <w:spacing w:line="360" w:lineRule="auto" w:after="120"/>
+      </w:pPr>
+      <w:r>
+        <w:rPr>
+          <w:rFonts w:ascii="宋体" w:hAnsi="宋体" w:eastAsia="宋体"/>
+          <w:b w:val="0"/>
+          <w:sz w:val="24"/>
+        </w:rPr>
+        <w:t>最后说三点。第一，五层算法全部接进真实业务链路，每一层都能产出「传统方法 vs 算法方法」的对照数据，效果可审计——BKT 的时间留出评估 AUC 是 0.9051，四项指标都优于基线。第二，跨学科不是拼盘，9 条跨课程知识关联让三门课的知识图谱真正接起来。第三，系统已在腾讯云上线运行，39 名学生注册，AI 生成类功能累计调用 600 余次、零失败；116 项算法断言、211 个接口冒烟全部通过，脚本随源码包交付，评委可以自己跑。</w:t>
+      </w:r>
+    </w:p>
+    <w:p>
+      <w:pPr>
+        <w:spacing w:line="360" w:lineRule="auto" w:after="120"/>
+      </w:pPr>
+      <w:r>
+        <w:rPr>
+          <w:rFonts w:ascii="宋体" w:hAnsi="宋体" w:eastAsia="宋体"/>
+          <w:b w:val="0"/>
+          <w:sz w:val="24"/>
+        </w:rPr>
+        <w:t>往后看，样本扩大后我们把单维 IRT 升级到多维认知诊断，BKT 增加遗忘因子或过渡到深度序列模型，升级路径已经预留好了。</w:t>
+      </w:r>
+    </w:p>
+    <w:p>
+      <w:pPr>
+        <w:spacing w:line="360" w:lineRule="auto" w:after="120"/>
+      </w:pPr>
+      <w:r>
+        <w:rPr>
+          <w:rFonts w:ascii="宋体" w:hAnsi="宋体" w:eastAsia="宋体"/>
+          <w:b w:val="0"/>
+          <w:sz w:val="24"/>
+        </w:rPr>
+        <w:t>LearnLab，「一起搞事情」团队，谢谢大家。</w:t>
+      </w:r>
+    </w:p>
+    <w:p>
+      <w:pPr>
+        <w:spacing w:line="360" w:lineRule="auto" w:before="200" w:after="120"/>
+      </w:pPr>
+      <w:r>
+        <w:rPr>
+          <w:rFonts w:ascii="黑体" w:hAnsi="黑体" w:eastAsia="黑体"/>
+          <w:b/>
+          <w:sz w:val="30"/>
+        </w:rPr>
+        <w:t>附录一：录制速查（按侧边栏顺序）</w:t>
+      </w:r>
+    </w:p>
+    <w:p>
+      <w:pPr>
+        <w:spacing w:line="360" w:lineRule="auto" w:after="120"/>
+      </w:pPr>
+      <w:r>
+        <w:rPr>
+          <w:rFonts w:ascii="宋体" w:hAnsi="宋体" w:eastAsia="宋体"/>
+          <w:b w:val="0"/>
+          <w:sz w:val="24"/>
+        </w:rPr>
+        <w:t>| 顺序 | 页面 | 时长 | 关键操作 |</w:t>
+      </w:r>
+    </w:p>
+    <w:p>
+      <w:pPr>
+        <w:spacing w:line="360" w:lineRule="auto" w:after="120"/>
+      </w:pPr>
+      <w:r>
+        <w:rPr>
+          <w:rFonts w:ascii="宋体" w:hAnsi="宋体" w:eastAsia="宋体"/>
+          <w:b w:val="0"/>
+          <w:sz w:val="24"/>
+        </w:rPr>
+        <w:t>|---|---|---|---|</w:t>
+      </w:r>
+    </w:p>
+    <w:p>
+      <w:pPr>
+        <w:spacing w:line="360" w:lineRule="auto" w:after="120"/>
+      </w:pPr>
+      <w:r>
+        <w:rPr>
+          <w:rFonts w:ascii="宋体" w:hAnsi="宋体" w:eastAsia="宋体"/>
+          <w:b w:val="0"/>
+          <w:sz w:val="24"/>
+        </w:rPr>
+        <w:t>| 1 | 登录页 → 仪表盘 | 0:25 | 点「体验学生账号」 |</w:t>
+      </w:r>
+    </w:p>
+    <w:p>
+      <w:pPr>
+        <w:spacing w:line="360" w:lineRule="auto" w:after="120"/>
+      </w:pPr>
+      <w:r>
+        <w:rPr>
+          <w:rFonts w:ascii="宋体" w:hAnsi="宋体" w:eastAsia="宋体"/>
+          <w:b w:val="0"/>
+          <w:sz w:val="24"/>
+        </w:rPr>
+        <w:t>| 2 | 学习仪表盘 | 0:20 | 悬停卡片、滚到日历 |</w:t>
+      </w:r>
+    </w:p>
+    <w:p>
+      <w:pPr>
+        <w:spacing w:line="360" w:lineRule="auto" w:after="120"/>
+      </w:pPr>
+      <w:r>
+        <w:rPr>
+          <w:rFonts w:ascii="宋体" w:hAnsi="宋体" w:eastAsia="宋体"/>
+          <w:b w:val="0"/>
+          <w:sz w:val="24"/>
+        </w:rPr>
+        <w:t>| 3 | 智能辅导 | 0:25 | 输入问题、指 Agent 标签 |</w:t>
+      </w:r>
+    </w:p>
+    <w:p>
+      <w:pPr>
+        <w:spacing w:line="360" w:lineRule="auto" w:after="120"/>
+      </w:pPr>
+      <w:r>
+        <w:rPr>
+          <w:rFonts w:ascii="宋体" w:hAnsi="宋体" w:eastAsia="宋体"/>
+          <w:b w:val="0"/>
+          <w:sz w:val="24"/>
+        </w:rPr>
+        <w:t>| 4 | 学习路径 ★ | 0:40 | 滚动 DAG、点知识依赖约束、看薄弱点面板 |</w:t>
+      </w:r>
+    </w:p>
+    <w:p>
+      <w:pPr>
+        <w:spacing w:line="360" w:lineRule="auto" w:after="120"/>
+      </w:pPr>
+      <w:r>
+        <w:rPr>
+          <w:rFonts w:ascii="宋体" w:hAnsi="宋体" w:eastAsia="宋体"/>
+          <w:b w:val="0"/>
+          <w:sz w:val="24"/>
+        </w:rPr>
+        <w:t>| 5 | 学习中心 | 0:25 | 展开章节点知识点、滚讲义 |</w:t>
+      </w:r>
+    </w:p>
+    <w:p>
+      <w:pPr>
+        <w:spacing w:line="360" w:lineRule="auto" w:after="120"/>
+      </w:pPr>
+      <w:r>
+        <w:rPr>
+          <w:rFonts w:ascii="宋体" w:hAnsi="宋体" w:eastAsia="宋体"/>
+          <w:b w:val="0"/>
+          <w:sz w:val="24"/>
+        </w:rPr>
+        <w:t>| 6 | 知识冒险 | 0:15 | 划过区域、开关卡 |</w:t>
+      </w:r>
+    </w:p>
+    <w:p>
+      <w:pPr>
+        <w:spacing w:line="360" w:lineRule="auto" w:after="120"/>
+      </w:pPr>
+      <w:r>
+        <w:rPr>
+          <w:rFonts w:ascii="宋体" w:hAnsi="宋体" w:eastAsia="宋体"/>
+          <w:b w:val="0"/>
+          <w:sz w:val="24"/>
+        </w:rPr>
+        <w:t>| 7 | 错误诊断 | 0:25 | 粘贴代码、点捕捉错误 |</w:t>
+      </w:r>
+    </w:p>
+    <w:p>
+      <w:pPr>
+        <w:spacing w:line="360" w:lineRule="auto" w:after="120"/>
+      </w:pPr>
+      <w:r>
+        <w:rPr>
+          <w:rFonts w:ascii="宋体" w:hAnsi="宋体" w:eastAsia="宋体"/>
+          <w:b w:val="0"/>
+          <w:sz w:val="24"/>
+        </w:rPr>
+        <w:t>| 8 | 项目协作 | 0:15 | 输入项目名、点智能拆解 |</w:t>
+      </w:r>
+    </w:p>
+    <w:p>
+      <w:pPr>
+        <w:spacing w:line="360" w:lineRule="auto" w:after="120"/>
+      </w:pPr>
+      <w:r>
+        <w:rPr>
+          <w:rFonts w:ascii="宋体" w:hAnsi="宋体" w:eastAsia="宋体"/>
+          <w:b w:val="0"/>
+          <w:sz w:val="24"/>
+        </w:rPr>
+        <w:t>| 9 | 个人空间 | 0:20 | 滚到勋章、点番茄钟 |</w:t>
+      </w:r>
+    </w:p>
+    <w:p>
+      <w:pPr>
+        <w:spacing w:line="360" w:lineRule="auto" w:after="120"/>
+      </w:pPr>
+      <w:r>
+        <w:rPr>
+          <w:rFonts w:ascii="宋体" w:hAnsi="宋体" w:eastAsia="宋体"/>
+          <w:b w:val="0"/>
+          <w:sz w:val="24"/>
+        </w:rPr>
+        <w:t>| 10 | 知识库 | 0:15 | 新建笔记、输入 `[[` |</w:t>
+      </w:r>
+    </w:p>
+    <w:p>
+      <w:pPr>
+        <w:spacing w:line="360" w:lineRule="auto" w:after="120"/>
+      </w:pPr>
+      <w:r>
+        <w:rPr>
+          <w:rFonts w:ascii="宋体" w:hAnsi="宋体" w:eastAsia="宋体"/>
+          <w:b w:val="0"/>
+          <w:sz w:val="24"/>
+        </w:rPr>
+        <w:t>| 11 | 教师端 | 0:35 | 退出 → 体验教师账号 → 首页/学情/AI 备课 |</w:t>
+      </w:r>
+    </w:p>
+    <w:p>
+      <w:pPr>
+        <w:spacing w:line="360" w:lineRule="auto" w:after="120"/>
+      </w:pPr>
+      <w:r>
+        <w:rPr>
+          <w:rFonts w:ascii="宋体" w:hAnsi="宋体" w:eastAsia="宋体"/>
+          <w:b w:val="0"/>
+          <w:sz w:val="24"/>
+        </w:rPr>
+        <w:t>| 12 | 收尾 | 0:30 | 打开线上地址 |</w:t>
+      </w:r>
+    </w:p>
+    <w:p>
+      <w:pPr>
+        <w:spacing w:line="360" w:lineRule="auto" w:after="120"/>
+      </w:pPr>
+      <w:r>
+        <w:rPr>
+          <w:rFonts w:ascii="宋体" w:hAnsi="宋体" w:eastAsia="宋体"/>
+          <w:b w:val="0"/>
+          <w:sz w:val="24"/>
+        </w:rPr>
+        <w:t>★ = 算法重点段落，不可删</w:t>
+      </w:r>
+    </w:p>
+    <w:p>
+      <w:pPr>
+        <w:spacing w:line="360" w:lineRule="auto" w:before="200" w:after="120"/>
+      </w:pPr>
+      <w:r>
+        <w:rPr>
+          <w:rFonts w:ascii="黑体" w:hAnsi="黑体" w:eastAsia="黑体"/>
+          <w:b/>
+          <w:sz w:val="30"/>
+        </w:rPr>
+        <w:t>附录二：录制提示</w:t>
       </w:r>
     </w:p>
     <w:p>
@@ -644,7 +1026,7 @@
           <w:b w:val="0"/>
           <w:sz w:val="24"/>
         </w:rPr>
-        <w:t>成片控制在 4:50 以内（官方上限 5 分钟）；超时先压 2.5 知识冒险和 2.7 快切段</w:t>
+        <w:t>**成片控制**：4:50 以内（江苏赛区答辩汇报视频上限 6 分钟，留足余量）</w:t>
       </w:r>
     </w:p>
     <w:p>
@@ -658,7 +1040,7 @@
           <w:b w:val="0"/>
           <w:sz w:val="24"/>
         </w:rPr>
-        <w:t>数字口径照读：116 项断言 / 211 接口 / 16 名学生 / 350+ 次生成 / 16 阶段 / 9 组解析解</w:t>
+        <w:t>**算法段落不可删**：第四段（学习路径）与第十二段（收尾数据）是算法创新赛的得分点</w:t>
       </w:r>
     </w:p>
     <w:p>
@@ -672,7 +1054,7 @@
           <w:b w:val="0"/>
           <w:sz w:val="24"/>
         </w:rPr>
-        <w:t>LLM 相关镜头（2.2、2.4）开录前先各跑一次预热；生成等待期剪快进</w:t>
+        <w:t>**可压缩段落**：第六（知识冒险）、第八（项目协作）、第十（知识库）各可压 5 秒</w:t>
       </w:r>
     </w:p>
     <w:p>
@@ -686,7 +1068,77 @@
           <w:b w:val="0"/>
           <w:sz w:val="24"/>
         </w:rPr>
-        <w:t>报名系统的作品名称需 ≤20 字，「LearnLab：跨学科 AI 学习平台」可用</w:t>
+        <w:t>**数字口径照读**：0.9051（BKT AUC）/ 116 项断言 / 211 接口 / 59 E2E / 20 份前测 / 17 份后测 / 39 名学生 / 600+ 次调用 / 9 条跨课程关联</w:t>
+      </w:r>
+    </w:p>
+    <w:p>
+      <w:pPr>
+        <w:pStyle w:val="ListBullet"/>
+        <w:spacing w:line="360" w:lineRule="auto"/>
+      </w:pPr>
+      <w:r>
+        <w:rPr>
+          <w:rFonts w:ascii="宋体" w:hAnsi="宋体" w:eastAsia="宋体"/>
+          <w:b w:val="0"/>
+          <w:sz w:val="24"/>
+        </w:rPr>
+        <w:t>**录屏准备**：</w:t>
+      </w:r>
+    </w:p>
+    <w:p>
+      <w:pPr>
+        <w:pStyle w:val="ListBullet"/>
+        <w:spacing w:line="360" w:lineRule="auto"/>
+      </w:pPr>
+      <w:r>
+        <w:rPr>
+          <w:rFonts w:ascii="宋体" w:hAnsi="宋体" w:eastAsia="宋体"/>
+          <w:b w:val="0"/>
+          <w:sz w:val="24"/>
+        </w:rPr>
+        <w:t>第三段（智能辅导）需 LLM 在线，开录前先发一条预热</w:t>
+      </w:r>
+    </w:p>
+    <w:p>
+      <w:pPr>
+        <w:pStyle w:val="ListBullet"/>
+        <w:spacing w:line="360" w:lineRule="auto"/>
+      </w:pPr>
+      <w:r>
+        <w:rPr>
+          <w:rFonts w:ascii="宋体" w:hAnsi="宋体" w:eastAsia="宋体"/>
+          <w:b w:val="0"/>
+          <w:sz w:val="24"/>
+        </w:rPr>
+        <w:t>第四段（学习路径）需路径已生成，提前打开该页确认有数据</w:t>
+      </w:r>
+    </w:p>
+    <w:p>
+      <w:pPr>
+        <w:pStyle w:val="ListBullet"/>
+        <w:spacing w:line="360" w:lineRule="auto"/>
+      </w:pPr>
+      <w:r>
+        <w:rPr>
+          <w:rFonts w:ascii="宋体" w:hAnsi="宋体" w:eastAsia="宋体"/>
+          <w:b w:val="0"/>
+          <w:sz w:val="24"/>
+        </w:rPr>
+        <w:t>第五段（学习中心）默认知识点已加载</w:t>
+      </w:r>
+    </w:p>
+    <w:p>
+      <w:pPr>
+        <w:pStyle w:val="ListBullet"/>
+        <w:spacing w:line="360" w:lineRule="auto"/>
+      </w:pPr>
+      <w:r>
+        <w:rPr>
+          <w:rFonts w:ascii="宋体" w:hAnsi="宋体" w:eastAsia="宋体"/>
+          <w:b w:val="0"/>
+          <w:sz w:val="24"/>
+        </w:rPr>
+        <w:t>**避坑**：画面中不要出现浏览器书签栏、其他标签页标题等个人信息；用「体验学生账号」入口，避免手动输入暴露密码</w:t>
       </w:r>
     </w:p>
     <w:sectPr>

--- a/文档信息/演示视频口播稿.docx
+++ b/文档信息/演示视频口播稿.docx
@@ -55,7 +55,7 @@
           <w:b w:val="0"/>
           <w:sz w:val="24"/>
         </w:rPr>
-        <w:t>：面向算法创新赛的答辩汇报视频（江苏赛区要求：MP4、≥1080p、6 分钟以内）。按侧边栏顺序逐页讲解，算法原理占约 40%，全片控制在 5 分钟以内。</w:t>
+        <w:t>：算法创新赛答辩汇报视频，MP4 ≥1080p、</w:t>
       </w:r>
       <w:r>
         <w:rPr>
@@ -63,7 +63,15 @@
           <w:b/>
           <w:sz w:val="24"/>
         </w:rPr>
-        <w:t>「画面操作」行已标注具体点击/滚动位置，可直接照做。</w:t>
+        <w:t>严格 5 分钟以内</w:t>
+      </w:r>
+      <w:r>
+        <w:rPr>
+          <w:rFonts w:ascii="宋体" w:hAnsi="宋体" w:eastAsia="宋体"/>
+          <w:b w:val="0"/>
+          <w:sz w:val="24"/>
+        </w:rPr>
+        <w:t>。按侧边栏顺序逐页讲解，算法原理占约 40%。所有「画面操作」均按代码中实际的按钮/输入框文字标注，可直接照做。</w:t>
       </w:r>
     </w:p>
     <w:p>
@@ -90,7 +98,7 @@
           <w:b/>
           <w:sz w:val="30"/>
         </w:rPr>
-        <w:t>一、开场：问题与定位（0:00 – 0:25）</w:t>
+        <w:t>一、开场（0:00 – 0:20）</w:t>
       </w:r>
     </w:p>
     <w:p>
@@ -104,7 +112,25 @@
           <w:color w:val="808080"/>
           <w:sz w:val="24"/>
         </w:rPr>
-        <w:t>画面操作：打开平台首页 → 点击右上角「开始学习」进入登录页 → 点击「体验学生账号」按钮（登录卡片底部左侧，蓝色边框）→ 进入学习仪表盘。</w:t>
+        <w:t>画面操作：打开 https://dreamlast.cn → 点右上角「开始学习」→ 登录页点「</w:t>
+      </w:r>
+      <w:r>
+        <w:rPr>
+          <w:rFonts w:ascii="宋体" w:hAnsi="宋体" w:eastAsia="宋体"/>
+          <w:b/>
+          <w:color w:val="808080"/>
+          <w:sz w:val="24"/>
+        </w:rPr>
+        <w:t>体验学生账号</w:t>
+      </w:r>
+      <w:r>
+        <w:rPr>
+          <w:rFonts w:ascii="宋体" w:hAnsi="宋体" w:eastAsia="宋体"/>
+          <w:b w:val="0"/>
+          <w:color w:val="808080"/>
+          <w:sz w:val="24"/>
+        </w:rPr>
+        <w:t>」。</w:t>
       </w:r>
     </w:p>
     <w:p>
@@ -130,20 +156,7 @@
           <w:b w:val="0"/>
           <w:sz w:val="24"/>
         </w:rPr>
-        <w:t>先讲我们解决什么问题。新工科的 C 语言、电路分析、STM32 三门课，学生基础参差却共用一份教案；实验室排队两小时、上手十分钟；三门课各教各的，知识链是断的。传统 LMS 只能把资料挂上网，做不到按认知状态规划学习顺序、在黄金纠错期即时答疑、把上百名学生的薄弱点算出趋势。</w:t>
-      </w:r>
-    </w:p>
-    <w:p>
-      <w:pPr>
-        <w:spacing w:line="360" w:lineRule="auto" w:after="120"/>
-      </w:pPr>
-      <w:r>
-        <w:rPr>
-          <w:rFonts w:ascii="宋体" w:hAnsi="宋体" w:eastAsia="宋体"/>
-          <w:b w:val="0"/>
-          <w:sz w:val="24"/>
-        </w:rPr>
-        <w:t>LearnLab 用一套五层教育算法闭环来解：测量、建模、记忆、决策、解释。每一层都有经典文献出处，实现全部自研，并且真正接进了业务链路。</w:t>
+        <w:t>LearnLab 是面向新工科的跨学科 AI 学习平台，覆盖 C 语言、电路分析、STM32 三门课。它要解决三个断点：资源无法匹配基础差异，路径无法解释学习顺序，反馈无法及时回到学习过程。核心是一套自研的五层教育算法引擎。</w:t>
       </w:r>
     </w:p>
     <w:p>
@@ -156,7 +169,7 @@
           <w:b/>
           <w:sz w:val="30"/>
         </w:rPr>
-        <w:t>二、学习仪表盘（0:25 – 0:45）</w:t>
+        <w:t>二、学习仪表盘（0:20 – 0:40）</w:t>
       </w:r>
     </w:p>
     <w:p>
@@ -170,7 +183,7 @@
           <w:color w:val="808080"/>
           <w:sz w:val="24"/>
         </w:rPr>
-        <w:t>画面操作：光标移到上方四张卡片（本周学习 / 连续打卡 / 掌握知识点 / 待完成任务）；滚轮下移到「知识掌握进度」环形图，再下移到右下方日历（可见连续打卡的绿色标记）。</w:t>
+        <w:t>画面操作：光标悬停上方四张卡片 → 滚轮下移到「知识掌握进度」环形图 → 再下移到右侧日历。</w:t>
       </w:r>
     </w:p>
     <w:p>
@@ -196,7 +209,7 @@
           <w:b w:val="0"/>
           <w:sz w:val="24"/>
         </w:rPr>
-        <w:t>登录进来是仪表盘。这四张卡片的数据都来自学习行为表实时统计——本周学习时长、连续打卡天数、已掌握知识点数。右边日历上的绿色日期，就是这个学生的连续学习记录。下方环形图是知识掌握进度，35 个知识点里已掌握多少个，一目了然。所有数字来自系统埋点，不是写死的。</w:t>
+        <w:t>仪表盘。四张卡片是本周学习时长、连续打卡、已掌握知识点和待完成任务，全部由学习行为表实时统计。右边日历的绿色日期是连续打卡记录，环形图展示 35 个知识点的掌握进度。这些数据都由埋点自动采集，不是预设的。</w:t>
       </w:r>
     </w:p>
     <w:p>
@@ -209,7 +222,7 @@
           <w:b/>
           <w:sz w:val="30"/>
         </w:rPr>
-        <w:t>三、智能辅导（0:45 – 1:10）</w:t>
+        <w:t>三、智能辅导（0:40 – 1:05）</w:t>
       </w:r>
     </w:p>
     <w:p>
@@ -223,7 +236,25 @@
           <w:color w:val="808080"/>
           <w:sz w:val="24"/>
         </w:rPr>
-        <w:t>画面操作：点左侧「智能辅导」→ 在底部输入框输入「指针和数组有什么区别」→ 点发送 → 等回复时，光标移到右上角三个 Agent 阶段标签（Planner / Worker / Critic）。</w:t>
+        <w:t>画面操作：点左侧「智能辅导」→ 点输入框上方的快捷按钮「</w:t>
+      </w:r>
+      <w:r>
+        <w:rPr>
+          <w:rFonts w:ascii="宋体" w:hAnsi="宋体" w:eastAsia="宋体"/>
+          <w:b/>
+          <w:color w:val="808080"/>
+          <w:sz w:val="24"/>
+        </w:rPr>
+        <w:t>📊 薄弱诊断</w:t>
+      </w:r>
+      <w:r>
+        <w:rPr>
+          <w:rFonts w:ascii="宋体" w:hAnsi="宋体" w:eastAsia="宋体"/>
+          <w:b w:val="0"/>
+          <w:color w:val="808080"/>
+          <w:sz w:val="24"/>
+        </w:rPr>
+        <w:t>」→ 等回复时，光标移到右上角阶段标签。</w:t>
       </w:r>
     </w:p>
     <w:p>
@@ -249,7 +280,7 @@
           <w:b w:val="0"/>
           <w:sz w:val="24"/>
         </w:rPr>
-        <w:t>智能辅导。它的特点是不给答案——你问指针和数组的区别，它反问你，一步步带着你自己想通，这是苏格拉底式引导。这条消息发出去，后台是三个智能体在接力：Planner 拆任务、Worker 写回答、Critic 检查讲得对不对，右上角能看到跑到哪一步。每聊一轮，学生的画像就更新一次，后面路径规划用的就是这份画像。</w:t>
+        <w:t>智能辅导。默认开启苏格拉底模式——不给答案，用反问引导。一次提问背后是三个智能体接力：Planner 拆解任务，Worker 生成回答，Critic 核查准确性，右上角能看到执行到哪一步。对话结束后，学情画像会更新，作为路径规划的输入。</w:t>
       </w:r>
     </w:p>
     <w:p>
@@ -262,7 +293,7 @@
           <w:b/>
           <w:sz w:val="30"/>
         </w:rPr>
-        <w:t>四、学习路径（1:10 – 1:50）核心算法</w:t>
+        <w:t>四、学习路径（1:05 – 1:50）核心算法</w:t>
       </w:r>
     </w:p>
     <w:p>
@@ -276,7 +307,25 @@
           <w:color w:val="808080"/>
           <w:sz w:val="24"/>
         </w:rPr>
-        <w:t>画面操作：点左侧「学习路径」→ 滚轮缓慢下移，展示 SVG 依赖连线的绘制动画 → 光标停在跨学科着色的 DAG 节点上 → 点击右上角「知识依赖约束」标签 → 拖到页面下方「个性化学习资源」面板，点开「针对薄弱点」下拉。</w:t>
+        <w:t>画面操作：点左侧「学习路径」→ 滚轮下移，展示依赖连线的绘制过程 → 光标停在跨学科着色的节点上 → 点击右上角「</w:t>
+      </w:r>
+      <w:r>
+        <w:rPr>
+          <w:rFonts w:ascii="宋体" w:hAnsi="宋体" w:eastAsia="宋体"/>
+          <w:b/>
+          <w:color w:val="808080"/>
+          <w:sz w:val="24"/>
+        </w:rPr>
+        <w:t>知识依赖约束</w:t>
+      </w:r>
+      <w:r>
+        <w:rPr>
+          <w:rFonts w:ascii="宋体" w:hAnsi="宋体" w:eastAsia="宋体"/>
+          <w:b w:val="0"/>
+          <w:color w:val="808080"/>
+          <w:sz w:val="24"/>
+        </w:rPr>
+        <w:t>」标签 → 滚到下方「个性化学习资源」面板，把「针对薄弱点」下拉展开。</w:t>
       </w:r>
     </w:p>
     <w:p>
@@ -302,7 +351,39 @@
           <w:b w:val="0"/>
           <w:sz w:val="24"/>
         </w:rPr>
-        <w:t>这条路径是自研的 ADPP 自适应 DAG 路径规划算出来的。它组合了五样东西：关键路径法确定关键知识点、BKT 掌握度给出每个点的掌握概率、IRT 难度标定的六因子成本模型估算学习时长、加权拓扑排序把薄弱环节前置、多臂老虎机做动态调整策略。</w:t>
+        <w:t xml:space="preserve">这是核心创新点，自研的 </w:t>
+      </w:r>
+      <w:r>
+        <w:rPr>
+          <w:rFonts w:ascii="宋体" w:hAnsi="宋体" w:eastAsia="宋体"/>
+          <w:b/>
+          <w:sz w:val="24"/>
+        </w:rPr>
+        <w:t>ADPP 自适应 DAG 路径规划</w:t>
+      </w:r>
+      <w:r>
+        <w:rPr>
+          <w:rFonts w:ascii="宋体" w:hAnsi="宋体" w:eastAsia="宋体"/>
+          <w:b w:val="0"/>
+          <w:sz w:val="24"/>
+        </w:rPr>
+        <w:t>。它以知识 DAG 为先修骨架，用</w:t>
+      </w:r>
+      <w:r>
+        <w:rPr>
+          <w:rFonts w:ascii="宋体" w:hAnsi="宋体" w:eastAsia="宋体"/>
+          <w:b/>
+          <w:sz w:val="24"/>
+        </w:rPr>
+        <w:t>六因子学习成本模型</w:t>
+      </w:r>
+      <w:r>
+        <w:rPr>
+          <w:rFonts w:ascii="宋体" w:hAnsi="宋体" w:eastAsia="宋体"/>
+          <w:b w:val="0"/>
+          <w:sz w:val="24"/>
+        </w:rPr>
+        <w:t>排序——输入包括先修依赖、BKT 掌握度、IRT 标定的难度和 FSRS 复习状态，输出是随掌握度变化的学习顺序，不依赖固定课程目录。</w:t>
       </w:r>
     </w:p>
     <w:p>
@@ -315,7 +396,7 @@
           <w:b w:val="0"/>
           <w:sz w:val="24"/>
         </w:rPr>
-        <w:t>看这个例子：目标是 STM32 的 PWM 定时器。系统往前追前置依赖，一路经过 C 语言的位运算和指针，再往前是电路分析的电压波形——于是生成一条真正跨学科的学习路径。这是学科交叉最实的落点：不是把三门课的内容放一个平台，而是让学生看到知识之间的依赖。</w:t>
+        <w:t>看这个例子：目标是 STM32 的 PWM 定时器。系统向前追溯前置依赖，经过 C 语言的位运算、指针，再到电路分析的电压波形，生成一条跨课程路径。这正是学科交叉的落点——不是把三门课堆在一个平台，而是让学生看见知识之间的依赖关系。</w:t>
       </w:r>
     </w:p>
     <w:p>
@@ -328,7 +409,7 @@
           <w:b w:val="0"/>
           <w:sz w:val="24"/>
         </w:rPr>
-        <w:t>每次测验后路径自动重排，这里用的是 Thompson Sampling——在「回炉复习、强化练习、加速推进、维持现状」四个动作里选，收益还能闭环回传。该复习的知识点，FSRS 记忆调度按遗忘曲线把它提到最前面。</w:t>
+        <w:t>路径调整用的是多臂老虎机的 Thompson Sampling，在回炉复习、强化练习、加速推进、维持现状四个动作里选，收益闭环回传。到期复习的知识点由 FSRS 按遗忘曲线插回路径头部。</w:t>
       </w:r>
     </w:p>
     <w:p>
@@ -341,7 +422,7 @@
           <w:b w:val="0"/>
           <w:sz w:val="24"/>
         </w:rPr>
-        <w:t>下面这个面板能看到薄弱点：I2C 通信协议 37%、文件操作 40%——这些是该生各知识点的答题平均分，点「生成」就能针对薄弱点现场出资源，资源生成器的提示词里注入了前面几层算法的输出。</w:t>
+        <w:t>下方面板是薄弱点：I2C 通信协议 37%、文件操作 40%，这些是该生各知识点的答题平均分。点「生成」就按薄弱点现场出资源。</w:t>
       </w:r>
     </w:p>
     <w:p>
@@ -368,7 +449,7 @@
           <w:color w:val="808080"/>
           <w:sz w:val="24"/>
         </w:rPr>
-        <w:t>画面操作：点左侧「学习中心」→ 在左侧课程目录点开「第 1 章：基础理论」→ 点「1.2 电阻串联与并联」→ 右侧正文区滚轮下滑，展示讲义插图与公式 → 光标移到右栏「AI 辅导助手」。</w:t>
+        <w:t>画面操作：点左侧「学习中心」→ 左侧目录点开「第 1 章：基础理论」→ 点「1.2 电阻串联与并联」→ 右侧正文区滚轮下移，展示公式与电路图。</w:t>
       </w:r>
     </w:p>
     <w:p>
@@ -394,7 +475,7 @@
           <w:b w:val="0"/>
           <w:sz w:val="24"/>
         </w:rPr>
-        <w:t>学习中心。左边选知识点，右边的图文讲义支持公式渲染和内联电路图。讲义、代码示例、练习题、思维导图都跟着你的薄弱点现场生成。右栏常驻 AI 辅导助手，针对当前这个知识点可以直接提问，不用跳页面。这是学生用得最多的功能。</w:t>
+        <w:t>学习中心。左边选知识点，右边是图文讲义，支持公式渲染和内嵌电路图。讲义、代码示例、练习题、思维导图都可按当前薄弱点现场生成。右上角还有 OCR 拍照上传和 AI 生成 PPT。右栏常驻辅导助手，针对当前知识点直接提问。</w:t>
       </w:r>
     </w:p>
     <w:p>
@@ -421,7 +502,25 @@
           <w:color w:val="808080"/>
           <w:sz w:val="24"/>
         </w:rPr>
-        <w:t>画面操作：点左侧「知识冒险」→ 光标依次划过闯关地图上的五个区域 → 点开一个关卡，展示题目与三档难度。</w:t>
+        <w:t>画面操作：点左侧「知识冒险」→ 光标划过「数组村庄」「栈峡谷」「树之森林」「图论迷宫」「动态规划神殿」五个区域 → 点右上角「</w:t>
+      </w:r>
+      <w:r>
+        <w:rPr>
+          <w:rFonts w:ascii="宋体" w:hAnsi="宋体" w:eastAsia="宋体"/>
+          <w:b/>
+          <w:color w:val="808080"/>
+          <w:sz w:val="24"/>
+        </w:rPr>
+        <w:t>排行榜</w:t>
+      </w:r>
+      <w:r>
+        <w:rPr>
+          <w:rFonts w:ascii="宋体" w:hAnsi="宋体" w:eastAsia="宋体"/>
+          <w:b w:val="0"/>
+          <w:color w:val="808080"/>
+          <w:sz w:val="24"/>
+        </w:rPr>
+        <w:t>」按钮。</w:t>
       </w:r>
     </w:p>
     <w:p>
@@ -447,7 +546,7 @@
           <w:b w:val="0"/>
           <w:sz w:val="24"/>
         </w:rPr>
-        <w:t>知识冒险把练习做成闯关。五个区域从基础一路往后推进，每关三档难度。它背后也是同一套知识图谱——闯关顺序和路径规划用的是同一份依赖关系。右边还有排行榜，六个维度分别考察学习成长、连续学习、知识掌握、闯关挑战、AI 协作和进步最快，每个维度的数据都是后端按不同维度实时算出来的。</w:t>
+        <w:t>知识冒险把练习做成闯关，五个区域按知识依赖依次解锁。点进排行榜：六个维度——学习成长、连续学习、知识掌握、闯关挑战、AI 协作、进步最快，每个维度由后端按不同口径实时计算，不是只比分数。</w:t>
       </w:r>
     </w:p>
     <w:p>
@@ -474,7 +573,61 @@
           <w:color w:val="808080"/>
           <w:sz w:val="24"/>
         </w:rPr>
-        <w:t>画面操作：点左侧「错误诊断」→ 在代码框粘贴一段含错代码 → 点「捕捉错误」→ 等结果时，光标移到诊断结果的三类标签（语法 / 逻辑 / 概念）。</w:t>
+        <w:t>画面操作：点左侧「错误诊断」→ 在代码框点「</w:t>
+      </w:r>
+      <w:r>
+        <w:rPr>
+          <w:rFonts w:ascii="宋体" w:hAnsi="宋体" w:eastAsia="宋体"/>
+          <w:b/>
+          <w:color w:val="808080"/>
+          <w:sz w:val="24"/>
+        </w:rPr>
+        <w:t>捕捉错误</w:t>
+      </w:r>
+      <w:r>
+        <w:rPr>
+          <w:rFonts w:ascii="宋体" w:hAnsi="宋体" w:eastAsia="宋体"/>
+          <w:b w:val="0"/>
+          <w:color w:val="808080"/>
+          <w:sz w:val="24"/>
+        </w:rPr>
+        <w:t>」→ 等结果时，光标移到「</w:t>
+      </w:r>
+      <w:r>
+        <w:rPr>
+          <w:rFonts w:ascii="宋体" w:hAnsi="宋体" w:eastAsia="宋体"/>
+          <w:b/>
+          <w:color w:val="808080"/>
+          <w:sz w:val="24"/>
+        </w:rPr>
+        <w:t>溯源思维</w:t>
+      </w:r>
+      <w:r>
+        <w:rPr>
+          <w:rFonts w:ascii="宋体" w:hAnsi="宋体" w:eastAsia="宋体"/>
+          <w:b w:val="0"/>
+          <w:color w:val="808080"/>
+          <w:sz w:val="24"/>
+        </w:rPr>
+        <w:t>」和「</w:t>
+      </w:r>
+      <w:r>
+        <w:rPr>
+          <w:rFonts w:ascii="宋体" w:hAnsi="宋体" w:eastAsia="宋体"/>
+          <w:b/>
+          <w:color w:val="808080"/>
+          <w:sz w:val="24"/>
+        </w:rPr>
+        <w:t>错误分析</w:t>
+      </w:r>
+      <w:r>
+        <w:rPr>
+          <w:rFonts w:ascii="宋体" w:hAnsi="宋体" w:eastAsia="宋体"/>
+          <w:b w:val="0"/>
+          <w:color w:val="808080"/>
+          <w:sz w:val="24"/>
+        </w:rPr>
+        <w:t>」两个按钮 → 点「溯源思维」看诊断链路。</w:t>
       </w:r>
     </w:p>
     <w:p>
@@ -500,7 +653,7 @@
           <w:b w:val="0"/>
           <w:sz w:val="24"/>
         </w:rPr>
-        <w:t>错误诊断做的是分层定位。贴一段写错的代码，它先用静态分析抓语法错误，再由大模型判断逻辑，最后追到概念层——你是哪个知识点没真正理解。这一步的结果会回写画像，影响后续的资源生成和路径排序。</w:t>
+        <w:t>错误诊断做分层定位。先用静态分析抓语法错误，再由大模型判断逻辑，最后追溯到概念层——学生究竟想错在哪一步。它的特点是三门课程共用同一个诊断引擎，输出可执行的纠正策略。诊断结果会回写画像，影响后续资源和路径。</w:t>
       </w:r>
     </w:p>
     <w:p>
@@ -527,7 +680,25 @@
           <w:color w:val="808080"/>
           <w:sz w:val="24"/>
         </w:rPr>
-        <w:t>画面操作：点左侧「项目协作」→ 在「输入自定义项目名称」框输入「学生成绩管理系统」→ 点「智能拆解」→ 等任务树生成后，滚轮下移展示任务分解结果。</w:t>
+        <w:t>画面操作：点左侧「项目协作」→ 在输入框输入「学生成绩管理系统」→ 点「</w:t>
+      </w:r>
+      <w:r>
+        <w:rPr>
+          <w:rFonts w:ascii="宋体" w:hAnsi="宋体" w:eastAsia="宋体"/>
+          <w:b/>
+          <w:color w:val="808080"/>
+          <w:sz w:val="24"/>
+        </w:rPr>
+        <w:t>开始拆解项目</w:t>
+      </w:r>
+      <w:r>
+        <w:rPr>
+          <w:rFonts w:ascii="宋体" w:hAnsi="宋体" w:eastAsia="宋体"/>
+          <w:b w:val="0"/>
+          <w:color w:val="808080"/>
+          <w:sz w:val="24"/>
+        </w:rPr>
+        <w:t>」→ 等任务树生成后滚轮下移。</w:t>
       </w:r>
     </w:p>
     <w:p>
@@ -553,7 +724,7 @@
           <w:b w:val="0"/>
           <w:sz w:val="24"/>
         </w:rPr>
-        <w:t>项目协作面向小组作业。输入一个项目名，它自动拆成任务树、分配角色、跟踪进度，每个环节有专门的智能体负责。这套拆解逻辑和路径规划共用同一套知识图谱，所以拆出来的任务能对应到具体知识点。</w:t>
+        <w:t>项目协作面向小组作业。输入项目名称，系统自动拆解任务、分配角色、跟踪进度。拆解同样基于知识图谱，所以每个任务都能对应到具体知识点，不是随意切分。</w:t>
       </w:r>
     </w:p>
     <w:p>
@@ -580,7 +751,25 @@
           <w:color w:val="808080"/>
           <w:sz w:val="24"/>
         </w:rPr>
-        <w:t>画面操作：点左侧「个人空间」→ 滚轮下移展示学习时长统计与勋章 → 点「今日番茄钟」→ 切到右下方知识雷达图。</w:t>
+        <w:t>画面操作：点左侧「个人空间」→ 滚轮下移展示学习时长与勋章 → 光标移到右侧雷达图 → 下移到「</w:t>
+      </w:r>
+      <w:r>
+        <w:rPr>
+          <w:rFonts w:ascii="宋体" w:hAnsi="宋体" w:eastAsia="宋体"/>
+          <w:b/>
+          <w:color w:val="808080"/>
+          <w:sz w:val="24"/>
+        </w:rPr>
+        <w:t>今日番茄钟</w:t>
+      </w:r>
+      <w:r>
+        <w:rPr>
+          <w:rFonts w:ascii="宋体" w:hAnsi="宋体" w:eastAsia="宋体"/>
+          <w:b w:val="0"/>
+          <w:color w:val="808080"/>
+          <w:sz w:val="24"/>
+        </w:rPr>
+        <w:t>」。</w:t>
       </w:r>
     </w:p>
     <w:p>
@@ -606,7 +795,7 @@
           <w:b w:val="0"/>
           <w:sz w:val="24"/>
         </w:rPr>
-        <w:t>个人空间汇总学习数据：时长统计、勋章徽章、专注度趋势。这里有个知识雷达图，六个维度展示能力分布，数据来自前面几层算法的输出。下面还有康奈尔笔记和费曼复盘两种反思工具，学生边学边记，笔记会自动沉淀到知识库。</w:t>
+        <w:t>个人空间汇总是学习数据：时长统计、勋章徽章、专注度趋势，以及一张六维能力雷达图，数据来自前面几层算法的输出。下方还有康奈尔笔记和费曼复盘两种反思工具。</w:t>
       </w:r>
     </w:p>
     <w:p>
@@ -633,7 +822,25 @@
           <w:color w:val="808080"/>
           <w:sz w:val="24"/>
         </w:rPr>
-        <w:t>画面操作：点左侧「知识库」→ 点右上角「新建」按钮 → 在标题栏输入「指针与数组的区别」→ 在正文区输入 `[[` 触发双链补全提示。</w:t>
+        <w:t>画面操作：点左侧「知识库」→ 点右上角「</w:t>
+      </w:r>
+      <w:r>
+        <w:rPr>
+          <w:rFonts w:ascii="宋体" w:hAnsi="宋体" w:eastAsia="宋体"/>
+          <w:b/>
+          <w:color w:val="808080"/>
+          <w:sz w:val="24"/>
+        </w:rPr>
+        <w:t>新建</w:t>
+      </w:r>
+      <w:r>
+        <w:rPr>
+          <w:rFonts w:ascii="宋体" w:hAnsi="宋体" w:eastAsia="宋体"/>
+          <w:b w:val="0"/>
+          <w:color w:val="808080"/>
+          <w:sz w:val="24"/>
+        </w:rPr>
+        <w:t>」→ 在正文区输入两个左方括号 `[[`，触发双链引用提示。</w:t>
       </w:r>
     </w:p>
     <w:p>
@@ -659,7 +866,7 @@
           <w:b w:val="0"/>
           <w:sz w:val="24"/>
         </w:rPr>
-        <w:t>知识库支持双链。写两个中括号就能引用别的笔记，三门课的知识点最后连成一张网。这张网和前面的知识图谱是打通的——学生在笔记里建立的关联，会反过来丰富知识图谱。</w:t>
+        <w:t>知识库支持双链。写两个中括号就能引用其他笔记，三门课的知识点最终连成一张网。这张网与知识图谱是互通的——学生在笔记里建立的关联会反过来丰富图谱。</w:t>
       </w:r>
     </w:p>
     <w:p>
@@ -686,7 +893,25 @@
           <w:color w:val="808080"/>
           <w:sz w:val="24"/>
         </w:rPr>
-        <w:t>画面操作：点右上角头像 → 选「退出登录」→ 回到登录页点「体验教师账号」→ 依次点左侧「首页」「学情分析」「AI 智能备课」。</w:t>
+        <w:t>画面操作：点右上角头像 → 选「退出登录」→ 登录页点「</w:t>
+      </w:r>
+      <w:r>
+        <w:rPr>
+          <w:rFonts w:ascii="宋体" w:hAnsi="宋体" w:eastAsia="宋体"/>
+          <w:b/>
+          <w:color w:val="808080"/>
+          <w:sz w:val="24"/>
+        </w:rPr>
+        <w:t>体验教师账号</w:t>
+      </w:r>
+      <w:r>
+        <w:rPr>
+          <w:rFonts w:ascii="宋体" w:hAnsi="宋体" w:eastAsia="宋体"/>
+          <w:b w:val="0"/>
+          <w:color w:val="808080"/>
+          <w:sz w:val="24"/>
+        </w:rPr>
+        <w:t>」→ 依次点左侧「首页」「学情分析」「AI智能备课」。</w:t>
       </w:r>
     </w:p>
     <w:p>
@@ -712,7 +937,7 @@
           <w:b w:val="0"/>
           <w:sz w:val="24"/>
         </w:rPr>
-        <w:t>换教师账号。教师首页最值得注意的是学习预警——哪个学生状态不对劲，算法直接标出来，用的是趋势权重学习器，六个因子的权重不是人工拍的，是从历史数据学的。学情分析能看全班的薄弱点排行。后面几个都是 AI 的：备课输入主题就出完整教案；学情洞察自动写分析报告；智能组卷选好知识点和难度，一套卷子直接下发。</w:t>
+        <w:t>教师端首页最值得看的是学习预警，状态异常的学生由算法直接标出，用的是趋势权重学习器，六因子权重由历史数据学习得到，样本不足时回退人工先验。学情分析看全班薄弱点排行。后面三个是 AI 工具：智能备课输入主题出完整教案，学情洞察自动生成报告，智能组卷选好知识点和难度直接下发。</w:t>
       </w:r>
     </w:p>
     <w:p>
@@ -739,7 +964,7 @@
           <w:color w:val="808080"/>
           <w:sz w:val="24"/>
         </w:rPr>
-        <w:t>画面操作：切到浏览器新标签页，打开线上地址 `https://www.dreamlast.cn` → 最后停在平台 Logo。</w:t>
+        <w:t>画面操作：切到浏览器新标签页打开 https://dreamlast.cn → 光标停在平台首页。</w:t>
       </w:r>
     </w:p>
     <w:p>
@@ -765,7 +990,7 @@
           <w:b w:val="0"/>
           <w:sz w:val="24"/>
         </w:rPr>
-        <w:t>最后说三点。第一，五层算法全部接进真实业务链路，每一层都能产出「传统方法 vs 算法方法」的对照数据，效果可审计——BKT 的时间留出评估 AUC 是 0.9051，四项指标都优于基线。第二，跨学科不是拼盘，9 条跨课程知识关联让三门课的知识图谱真正接起来。第三，系统已在腾讯云上线运行，39 名学生注册，AI 生成类功能累计调用 600 余次、零失败；116 项算法断言、211 个接口冒烟全部通过，脚本随源码包交付，评委可以自己跑。</w:t>
+        <w:t>三点总结。第一，五层算法全部接入真实业务链路，每一层都有可审计的对照数据——BKT 的时间留出评估 AUC 达到 0.9051，四项指标均优于基线；错误诊断、资源生成、路径规划三门课共用同一套引擎。第二，跨学科不是拼盘，9 条跨课程知识关联把三门课的图谱真正接通。第三，系统已在腾讯云上线运行，39 名学生注册，AI 生成类功能累计调用 600 余次、零失败；116 项算法断言、211 个接口冒烟全部通过，脚本随源码包交付，可复现。</w:t>
       </w:r>
     </w:p>
     <w:p>
@@ -778,7 +1003,7 @@
           <w:b w:val="0"/>
           <w:sz w:val="24"/>
         </w:rPr>
-        <w:t>往后看，样本扩大后我们把单维 IRT 升级到多维认知诊断，BKT 增加遗忘因子或过渡到深度序列模型，升级路径已经预留好了。</w:t>
+        <w:t>下一步，样本扩大后把单维 IRT 升级为多维认知诊断，BKT 引入遗忘因子或过渡到深度序列模型，升级路径已预留。</w:t>
       </w:r>
     </w:p>
     <w:p>
@@ -804,7 +1029,7 @@
           <w:b/>
           <w:sz w:val="30"/>
         </w:rPr>
-        <w:t>附录一：录制速查（按侧边栏顺序）</w:t>
+        <w:t>附录：录制速查</w:t>
       </w:r>
     </w:p>
     <w:p>
@@ -817,7 +1042,7 @@
           <w:b w:val="0"/>
           <w:sz w:val="24"/>
         </w:rPr>
-        <w:t>| 顺序 | 页面 | 时长 | 关键操作 |</w:t>
+        <w:t>| # | 页面 | 时长 | 点击/滚动位置 |</w:t>
       </w:r>
     </w:p>
     <w:p>
@@ -843,7 +1068,7 @@
           <w:b w:val="0"/>
           <w:sz w:val="24"/>
         </w:rPr>
-        <w:t>| 1 | 登录页 → 仪表盘 | 0:25 | 点「体验学生账号」 |</w:t>
+        <w:t>| 1 | 登录 → 仪表盘 | 0:20 | 「开始学习」→「体验学生账号」 |</w:t>
       </w:r>
     </w:p>
     <w:p>
@@ -856,7 +1081,7 @@
           <w:b w:val="0"/>
           <w:sz w:val="24"/>
         </w:rPr>
-        <w:t>| 2 | 学习仪表盘 | 0:20 | 悬停卡片、滚到日历 |</w:t>
+        <w:t>| 2 | 学习仪表盘 | 0:20 | 悬停四张卡片 → 滚到日历 |</w:t>
       </w:r>
     </w:p>
     <w:p>
@@ -869,7 +1094,7 @@
           <w:b w:val="0"/>
           <w:sz w:val="24"/>
         </w:rPr>
-        <w:t>| 3 | 智能辅导 | 0:25 | 输入问题、指 Agent 标签 |</w:t>
+        <w:t>| 3 | 智能辅导 | 0:25 | 点快捷按钮「📊 薄弱诊断」→ 指右上角阶段标签 |</w:t>
       </w:r>
     </w:p>
     <w:p>
@@ -882,7 +1107,23 @@
           <w:b w:val="0"/>
           <w:sz w:val="24"/>
         </w:rPr>
-        <w:t>| 4 | 学习路径 ★ | 0:40 | 滚动 DAG、点知识依赖约束、看薄弱点面板 |</w:t>
+        <w:t xml:space="preserve">| 4 | </w:t>
+      </w:r>
+      <w:r>
+        <w:rPr>
+          <w:rFonts w:ascii="宋体" w:hAnsi="宋体" w:eastAsia="宋体"/>
+          <w:b/>
+          <w:sz w:val="24"/>
+        </w:rPr>
+        <w:t>学习路径</w:t>
+      </w:r>
+      <w:r>
+        <w:rPr>
+          <w:rFonts w:ascii="宋体" w:hAnsi="宋体" w:eastAsia="宋体"/>
+          <w:b w:val="0"/>
+          <w:sz w:val="24"/>
+        </w:rPr>
+        <w:t xml:space="preserve"> ★ | 0:45 | 滚动连线 → 点「知识依赖约束」→ 展开「针对薄弱点」 |</w:t>
       </w:r>
     </w:p>
     <w:p>
@@ -895,7 +1136,7 @@
           <w:b w:val="0"/>
           <w:sz w:val="24"/>
         </w:rPr>
-        <w:t>| 5 | 学习中心 | 0:25 | 展开章节点知识点、滚讲义 |</w:t>
+        <w:t>| 5 | 学习中心 | 0:25 | 展开第1章 → 点「1.2 电阻串联与并联」→ 滚正文 |</w:t>
       </w:r>
     </w:p>
     <w:p>
@@ -908,7 +1149,7 @@
           <w:b w:val="0"/>
           <w:sz w:val="24"/>
         </w:rPr>
-        <w:t>| 6 | 知识冒险 | 0:15 | 划过区域、开关卡 |</w:t>
+        <w:t>| 6 | 知识冒险 | 0:15 | 划过五个区域 → 点「排行榜」 |</w:t>
       </w:r>
     </w:p>
     <w:p>
@@ -921,7 +1162,7 @@
           <w:b w:val="0"/>
           <w:sz w:val="24"/>
         </w:rPr>
-        <w:t>| 7 | 错误诊断 | 0:25 | 粘贴代码、点捕捉错误 |</w:t>
+        <w:t>| 7 | 错误诊断 | 0:25 | 点「捕捉错误」→ 点「溯源思维」 |</w:t>
       </w:r>
     </w:p>
     <w:p>
@@ -934,7 +1175,7 @@
           <w:b w:val="0"/>
           <w:sz w:val="24"/>
         </w:rPr>
-        <w:t>| 8 | 项目协作 | 0:15 | 输入项目名、点智能拆解 |</w:t>
+        <w:t>| 8 | 项目协作 | 0:15 | 输入「学生成绩管理系统」→ 点「开始拆解项目」 |</w:t>
       </w:r>
     </w:p>
     <w:p>
@@ -947,7 +1188,7 @@
           <w:b w:val="0"/>
           <w:sz w:val="24"/>
         </w:rPr>
-        <w:t>| 9 | 个人空间 | 0:20 | 滚到勋章、点番茄钟 |</w:t>
+        <w:t>| 9 | 个人空间 | 0:20 | 滚到勋章 → 指雷达图 → 移「今日番茄钟」 |</w:t>
       </w:r>
     </w:p>
     <w:p>
@@ -960,7 +1201,7 @@
           <w:b w:val="0"/>
           <w:sz w:val="24"/>
         </w:rPr>
-        <w:t>| 10 | 知识库 | 0:15 | 新建笔记、输入 `[[` |</w:t>
+        <w:t>| 10 | 知识库 | 0:15 | 点「新建」→ 输入 `[[` |</w:t>
       </w:r>
     </w:p>
     <w:p>
@@ -973,7 +1214,7 @@
           <w:b w:val="0"/>
           <w:sz w:val="24"/>
         </w:rPr>
-        <w:t>| 11 | 教师端 | 0:35 | 退出 → 体验教师账号 → 首页/学情/AI 备课 |</w:t>
+        <w:t>| 11 | 教师端 | 0:35 | 退出 →「体验教师账号」→ 首页/学情分析/AI智能备课 |</w:t>
       </w:r>
     </w:p>
     <w:p>
@@ -999,20 +1240,20 @@
           <w:b w:val="0"/>
           <w:sz w:val="24"/>
         </w:rPr>
-        <w:t>★ = 算法重点段落，不可删</w:t>
+        <w:t>★ = 算法重点段，不可删</w:t>
       </w:r>
     </w:p>
     <w:p>
       <w:pPr>
-        <w:spacing w:line="360" w:lineRule="auto" w:before="200" w:after="120"/>
+        <w:spacing w:line="360" w:lineRule="auto" w:before="160" w:after="80"/>
       </w:pPr>
       <w:r>
         <w:rPr>
           <w:rFonts w:ascii="黑体" w:hAnsi="黑体" w:eastAsia="黑体"/>
           <w:b/>
-          <w:sz w:val="30"/>
+          <w:sz w:val="28"/>
         </w:rPr>
-        <w:t>附录二：录制提示</w:t>
+        <w:t>录制提示</w:t>
       </w:r>
     </w:p>
     <w:p>
@@ -1026,7 +1267,7 @@
           <w:b w:val="0"/>
           <w:sz w:val="24"/>
         </w:rPr>
-        <w:t>**成片控制**：4:50 以内（江苏赛区答辩汇报视频上限 6 分钟，留足余量）</w:t>
+        <w:t>**成片严格 5 分钟内**，当前脚本 4:50</w:t>
       </w:r>
     </w:p>
     <w:p>
@@ -1040,7 +1281,7 @@
           <w:b w:val="0"/>
           <w:sz w:val="24"/>
         </w:rPr>
-        <w:t>**算法段落不可删**：第四段（学习路径）与第十二段（收尾数据）是算法创新赛的得分点</w:t>
+        <w:t>**可压缩**：第 6（知识冒险）、8（项目协作）、10（知识库）各可减 5 秒</w:t>
       </w:r>
     </w:p>
     <w:p>
@@ -1054,7 +1295,7 @@
           <w:b w:val="0"/>
           <w:sz w:val="24"/>
         </w:rPr>
-        <w:t>**可压缩段落**：第六（知识冒险）、第八（项目协作）、第十（知识库）各可压 5 秒</w:t>
+        <w:t>**不可删**：第 4（学习路径，核心算法）与第 12（收尾数据）</w:t>
       </w:r>
     </w:p>
     <w:p>
@@ -1068,7 +1309,7 @@
           <w:b w:val="0"/>
           <w:sz w:val="24"/>
         </w:rPr>
-        <w:t>**数字口径照读**：0.9051（BKT AUC）/ 116 项断言 / 211 接口 / 59 E2E / 20 份前测 / 17 份后测 / 39 名学生 / 600+ 次调用 / 9 条跨课程关联</w:t>
+        <w:t>**数字口径照读**：AUC 0.9051 / 116 项断言 / 211 接口 / 39 名学生 / 600+ 次调用 / 9 条跨课程关联 / 六因子成本模型</w:t>
       </w:r>
     </w:p>
     <w:p>
@@ -1082,7 +1323,7 @@
           <w:b w:val="0"/>
           <w:sz w:val="24"/>
         </w:rPr>
-        <w:t>**录屏准备**：</w:t>
+        <w:t>**录屏准备**：第 3 段需 LLM 在线，先发一条预热；第 4 段需路径已生成，提前打开确认</w:t>
       </w:r>
     </w:p>
     <w:p>
@@ -1096,49 +1337,7 @@
           <w:b w:val="0"/>
           <w:sz w:val="24"/>
         </w:rPr>
-        <w:t>第三段（智能辅导）需 LLM 在线，开录前先发一条预热</w:t>
-      </w:r>
-    </w:p>
-    <w:p>
-      <w:pPr>
-        <w:pStyle w:val="ListBullet"/>
-        <w:spacing w:line="360" w:lineRule="auto"/>
-      </w:pPr>
-      <w:r>
-        <w:rPr>
-          <w:rFonts w:ascii="宋体" w:hAnsi="宋体" w:eastAsia="宋体"/>
-          <w:b w:val="0"/>
-          <w:sz w:val="24"/>
-        </w:rPr>
-        <w:t>第四段（学习路径）需路径已生成，提前打开该页确认有数据</w:t>
-      </w:r>
-    </w:p>
-    <w:p>
-      <w:pPr>
-        <w:pStyle w:val="ListBullet"/>
-        <w:spacing w:line="360" w:lineRule="auto"/>
-      </w:pPr>
-      <w:r>
-        <w:rPr>
-          <w:rFonts w:ascii="宋体" w:hAnsi="宋体" w:eastAsia="宋体"/>
-          <w:b w:val="0"/>
-          <w:sz w:val="24"/>
-        </w:rPr>
-        <w:t>第五段（学习中心）默认知识点已加载</w:t>
-      </w:r>
-    </w:p>
-    <w:p>
-      <w:pPr>
-        <w:pStyle w:val="ListBullet"/>
-        <w:spacing w:line="360" w:lineRule="auto"/>
-      </w:pPr>
-      <w:r>
-        <w:rPr>
-          <w:rFonts w:ascii="宋体" w:hAnsi="宋体" w:eastAsia="宋体"/>
-          <w:b w:val="0"/>
-          <w:sz w:val="24"/>
-        </w:rPr>
-        <w:t>**避坑**：画面中不要出现浏览器书签栏、其他标签页标题等个人信息；用「体验学生账号」入口，避免手动输入暴露密码</w:t>
+        <w:t>**避坑**：隐藏浏览器书签栏；用「体验学生账号」入口，避免手动输入暴露密码</w:t>
       </w:r>
     </w:p>
     <w:sectPr>

--- a/文档信息/演示视频口播稿.docx
+++ b/文档信息/演示视频口播稿.docx
@@ -47,7 +47,7 @@
           <w:b/>
           <w:sz w:val="24"/>
         </w:rPr>
-        <w:t>本版定位</w:t>
+        <w:t>本版说明</w:t>
       </w:r>
       <w:r>
         <w:rPr>
@@ -55,23 +55,7 @@
           <w:b w:val="0"/>
           <w:sz w:val="24"/>
         </w:rPr>
-        <w:t>：算法创新赛答辩汇报视频，MP4 ≥1080p、</w:t>
-      </w:r>
-      <w:r>
-        <w:rPr>
-          <w:rFonts w:ascii="宋体" w:hAnsi="宋体" w:eastAsia="宋体"/>
-          <w:b/>
-          <w:sz w:val="24"/>
-        </w:rPr>
-        <w:t>严格 5 分钟以内</w:t>
-      </w:r>
-      <w:r>
-        <w:rPr>
-          <w:rFonts w:ascii="宋体" w:hAnsi="宋体" w:eastAsia="宋体"/>
-          <w:b w:val="0"/>
-          <w:sz w:val="24"/>
-        </w:rPr>
-        <w:t>。按侧边栏顺序逐页讲解，算法原理占约 40%。所有「画面操作」均按代码中实际的按钮/输入框文字标注，可直接照做。</w:t>
+        <w:t>：算法创新赛答辩汇报视频，严格 5 分钟以内。按侧边栏顺序逐页讲解，语速按偏快设计。所有「画面操作」中的按钮文字均取自实际页面，可直接照做。</w:t>
       </w:r>
     </w:p>
     <w:p>
@@ -98,7 +82,7 @@
           <w:b/>
           <w:sz w:val="30"/>
         </w:rPr>
-        <w:t>一、开场（0:00 – 0:20）</w:t>
+        <w:t>一、开场（0:00 – 0:18）</w:t>
       </w:r>
     </w:p>
     <w:p>
@@ -156,7 +140,7 @@
           <w:b w:val="0"/>
           <w:sz w:val="24"/>
         </w:rPr>
-        <w:t>LearnLab 是面向新工科的跨学科 AI 学习平台，覆盖 C 语言、电路分析、STM32 三门课。它要解决三个断点：资源无法匹配基础差异，路径无法解释学习顺序，反馈无法及时回到学习过程。核心是一套自研的五层教育算法引擎。</w:t>
+        <w:t>LearnLab 是面向新工科的跨学科 AI 学习平台，覆盖 C 语言、电路分析、STM32 三门课。它解决三个断点：资源无法匹配基础差异，路径无法解释学习顺序，反馈无法及时回到学习过程。核心是一套自研的五层教育算法引擎。</w:t>
       </w:r>
     </w:p>
     <w:p>
@@ -169,7 +153,7 @@
           <w:b/>
           <w:sz w:val="30"/>
         </w:rPr>
-        <w:t>二、学习仪表盘（0:20 – 0:40）</w:t>
+        <w:t>二、学习仪表盘（0:18 – 0:32）</w:t>
       </w:r>
     </w:p>
     <w:p>
@@ -183,7 +167,7 @@
           <w:color w:val="808080"/>
           <w:sz w:val="24"/>
         </w:rPr>
-        <w:t>画面操作：光标悬停上方四张卡片 → 滚轮下移到「知识掌握进度」环形图 → 再下移到右侧日历。</w:t>
+        <w:t>画面操作：光标悬停上方四张统计卡片 → 滚轮下移到「知识掌握进度」环形图 → 再下移到右侧日历。</w:t>
       </w:r>
     </w:p>
     <w:p>
@@ -209,7 +193,7 @@
           <w:b w:val="0"/>
           <w:sz w:val="24"/>
         </w:rPr>
-        <w:t>仪表盘。四张卡片是本周学习时长、连续打卡、已掌握知识点和待完成任务，全部由学习行为表实时统计。右边日历的绿色日期是连续打卡记录，环形图展示 35 个知识点的掌握进度。这些数据都由埋点自动采集，不是预设的。</w:t>
+        <w:t>仪表盘。四张卡片是本周学习时长、连续打卡、已掌握知识点和待完成任务，全部由学习行为表实时统计。日历的绿色日期是打卡记录，环形图展示 35 个知识点的掌握进度，所有数字都由埋点采集。</w:t>
       </w:r>
     </w:p>
     <w:p>
@@ -222,7 +206,7 @@
           <w:b/>
           <w:sz w:val="30"/>
         </w:rPr>
-        <w:t>三、智能辅导（0:40 – 1:05）</w:t>
+        <w:t>三、智能辅导（0:32 – 0:52）</w:t>
       </w:r>
     </w:p>
     <w:p>
@@ -254,7 +238,7 @@
           <w:color w:val="808080"/>
           <w:sz w:val="24"/>
         </w:rPr>
-        <w:t>」→ 等回复时，光标移到右上角阶段标签。</w:t>
+        <w:t>」→ 等回复期间，光标移到右上角的阶段标签。</w:t>
       </w:r>
     </w:p>
     <w:p>
@@ -280,7 +264,7 @@
           <w:b w:val="0"/>
           <w:sz w:val="24"/>
         </w:rPr>
-        <w:t>智能辅导。默认开启苏格拉底模式——不给答案，用反问引导。一次提问背后是三个智能体接力：Planner 拆解任务，Worker 生成回答，Critic 核查准确性，右上角能看到执行到哪一步。对话结束后，学情画像会更新，作为路径规划的输入。</w:t>
+        <w:t>智能辅导默认开启苏格拉底模式，不给答案，用反问引导。一次提问背后是三个智能体接力：Planner 拆解任务，Worker 生成回答，Critic 核查准确性，右上角可看到执行进度。对话结束会更新学情画像，作为路径规划的输入。</w:t>
       </w:r>
     </w:p>
     <w:p>
@@ -293,7 +277,7 @@
           <w:b/>
           <w:sz w:val="30"/>
         </w:rPr>
-        <w:t>四、学习路径（1:05 – 1:50）核心算法</w:t>
+        <w:t>四、学习路径（0:52 – 1:44）核心算法</w:t>
       </w:r>
     </w:p>
     <w:p>
@@ -307,7 +291,7 @@
           <w:color w:val="808080"/>
           <w:sz w:val="24"/>
         </w:rPr>
-        <w:t>画面操作：点左侧「学习路径」→ 滚轮下移，展示依赖连线的绘制过程 → 光标停在跨学科着色的节点上 → 点击右上角「</w:t>
+        <w:t>画面操作：点左侧「学习路径」→ 滚轮下移，展示依赖连线绘制过程 → 光标停在跨学科着色的节点上 → 点右上角「</w:t>
       </w:r>
       <w:r>
         <w:rPr>
@@ -325,7 +309,25 @@
           <w:color w:val="808080"/>
           <w:sz w:val="24"/>
         </w:rPr>
-        <w:t>」标签 → 滚到下方「个性化学习资源」面板，把「针对薄弱点」下拉展开。</w:t>
+        <w:t>」标签 → 滚到右下方「AI 资源生成」面板，展开「针对薄弱点」下拉 → 点「</w:t>
+      </w:r>
+      <w:r>
+        <w:rPr>
+          <w:rFonts w:ascii="宋体" w:hAnsi="宋体" w:eastAsia="宋体"/>
+          <w:b/>
+          <w:color w:val="808080"/>
+          <w:sz w:val="24"/>
+        </w:rPr>
+        <w:t>生成</w:t>
+      </w:r>
+      <w:r>
+        <w:rPr>
+          <w:rFonts w:ascii="宋体" w:hAnsi="宋体" w:eastAsia="宋体"/>
+          <w:b w:val="0"/>
+          <w:color w:val="808080"/>
+          <w:sz w:val="24"/>
+        </w:rPr>
+        <w:t>」。</w:t>
       </w:r>
     </w:p>
     <w:p>
@@ -351,7 +353,7 @@
           <w:b w:val="0"/>
           <w:sz w:val="24"/>
         </w:rPr>
-        <w:t xml:space="preserve">这是核心创新点，自研的 </w:t>
+        <w:t xml:space="preserve">核心创新点，自研的 </w:t>
       </w:r>
       <w:r>
         <w:rPr>
@@ -383,7 +385,7 @@
           <w:b w:val="0"/>
           <w:sz w:val="24"/>
         </w:rPr>
-        <w:t>排序——输入包括先修依赖、BKT 掌握度、IRT 标定的难度和 FSRS 复习状态，输出是随掌握度变化的学习顺序，不依赖固定课程目录。</w:t>
+        <w:t>排序，输入是先修依赖、BKT 掌握度、IRT 难度和 FSRS 复习状态，输出随掌握度动态变化的学习顺序。路径调整用多臂老虎机的 Thompson Sampling，在回炉复习、强化练习、加速推进、维持现状四个动作里选，收益闭环回传。</w:t>
       </w:r>
     </w:p>
     <w:p>
@@ -396,7 +398,7 @@
           <w:b w:val="0"/>
           <w:sz w:val="24"/>
         </w:rPr>
-        <w:t>看这个例子：目标是 STM32 的 PWM 定时器。系统向前追溯前置依赖，经过 C 语言的位运算、指针，再到电路分析的电压波形，生成一条跨课程路径。这正是学科交叉的落点——不是把三门课堆在一个平台，而是让学生看见知识之间的依赖关系。</w:t>
+        <w:t>看这条跨学科路径：目标是 STM32 的 PWM 定时器，系统向前追溯依赖，经过 C 语言的位运算和指针，再到电路分析的电压波形。这不是人为编排——知识图谱里就写着「电压波形是 PWM 外围电路设计的基础」。这是学科交叉最实的落点：让学生看见知识之间的依赖。</w:t>
       </w:r>
     </w:p>
     <w:p>
@@ -409,20 +411,7 @@
           <w:b w:val="0"/>
           <w:sz w:val="24"/>
         </w:rPr>
-        <w:t>路径调整用的是多臂老虎机的 Thompson Sampling，在回炉复习、强化练习、加速推进、维持现状四个动作里选，收益闭环回传。到期复习的知识点由 FSRS 按遗忘曲线插回路径头部。</w:t>
-      </w:r>
-    </w:p>
-    <w:p>
-      <w:pPr>
-        <w:spacing w:line="360" w:lineRule="auto" w:after="120"/>
-      </w:pPr>
-      <w:r>
-        <w:rPr>
-          <w:rFonts w:ascii="宋体" w:hAnsi="宋体" w:eastAsia="宋体"/>
-          <w:b w:val="0"/>
-          <w:sz w:val="24"/>
-        </w:rPr>
-        <w:t>下方面板是薄弱点：I2C 通信协议 37%、文件操作 40%，这些是该生各知识点的答题平均分。点「生成」就按薄弱点现场出资源。</w:t>
+        <w:t>右边这个面板体现数据复用：它读的是刚才算出的薄弱点，点「生成」就能针对薄弱环节出讲义、题目或思维导图，形成诊断、规划、资源的闭环。</w:t>
       </w:r>
     </w:p>
     <w:p>
@@ -435,7 +424,7 @@
           <w:b/>
           <w:sz w:val="30"/>
         </w:rPr>
-        <w:t>五、学习中心（1:50 – 2:15）</w:t>
+        <w:t>五、学习中心（1:44 – 2:04）</w:t>
       </w:r>
     </w:p>
     <w:p>
@@ -449,7 +438,43 @@
           <w:color w:val="808080"/>
           <w:sz w:val="24"/>
         </w:rPr>
-        <w:t>画面操作：点左侧「学习中心」→ 左侧目录点开「第 1 章：基础理论」→ 点「1.2 电阻串联与并联」→ 右侧正文区滚轮下移，展示公式与电路图。</w:t>
+        <w:t>画面操作：点左侧「学习中心」→ 左侧目录点开「第 1 章：基础理论」→ 点「1.2 电阻串联与并联」→ 右栏讲义滚轮下移，展示公式与内嵌电路图 → 光标移到右上角「</w:t>
+      </w:r>
+      <w:r>
+        <w:rPr>
+          <w:rFonts w:ascii="宋体" w:hAnsi="宋体" w:eastAsia="宋体"/>
+          <w:b/>
+          <w:color w:val="808080"/>
+          <w:sz w:val="24"/>
+        </w:rPr>
+        <w:t>OCR 识图</w:t>
+      </w:r>
+      <w:r>
+        <w:rPr>
+          <w:rFonts w:ascii="宋体" w:hAnsi="宋体" w:eastAsia="宋体"/>
+          <w:b w:val="0"/>
+          <w:color w:val="808080"/>
+          <w:sz w:val="24"/>
+        </w:rPr>
+        <w:t>」和「</w:t>
+      </w:r>
+      <w:r>
+        <w:rPr>
+          <w:rFonts w:ascii="宋体" w:hAnsi="宋体" w:eastAsia="宋体"/>
+          <w:b/>
+          <w:color w:val="808080"/>
+          <w:sz w:val="24"/>
+        </w:rPr>
+        <w:t>生成 PPT</w:t>
+      </w:r>
+      <w:r>
+        <w:rPr>
+          <w:rFonts w:ascii="宋体" w:hAnsi="宋体" w:eastAsia="宋体"/>
+          <w:b w:val="0"/>
+          <w:color w:val="808080"/>
+          <w:sz w:val="24"/>
+        </w:rPr>
+        <w:t>」两个按钮。</w:t>
       </w:r>
     </w:p>
     <w:p>
@@ -475,7 +500,7 @@
           <w:b w:val="0"/>
           <w:sz w:val="24"/>
         </w:rPr>
-        <w:t>学习中心。左边选知识点，右边是图文讲义，支持公式渲染和内嵌电路图。讲义、代码示例、练习题、思维导图都可按当前薄弱点现场生成。右上角还有 OCR 拍照上传和 AI 生成 PPT。右栏常驻辅导助手，针对当前知识点直接提问。</w:t>
+        <w:t>学习中心是三栏结构：左边课程目录和康奈尔线索栏，中间图文讲义，右边常驻 AI 辅导助手。讲义支持公式渲染和内嵌电路图，代码示例可在浏览器里直接运行。右上角还有两个入口：OCR 拍照上传纸质笔记，以及 AI 一键生成讲解 PPT。</w:t>
       </w:r>
     </w:p>
     <w:p>
@@ -488,7 +513,7 @@
           <w:b/>
           <w:sz w:val="30"/>
         </w:rPr>
-        <w:t>六、知识冒险（2:15 – 2:30）</w:t>
+        <w:t>六、知识冒险（2:04 – 2:19）</w:t>
       </w:r>
     </w:p>
     <w:p>
@@ -502,7 +527,115 @@
           <w:color w:val="808080"/>
           <w:sz w:val="24"/>
         </w:rPr>
-        <w:t>画面操作：点左侧「知识冒险」→ 光标划过「数组村庄」「栈峡谷」「树之森林」「图论迷宫」「动态规划神殿」五个区域 → 点右上角「</w:t>
+        <w:t>画面操作：点左侧「知识冒险」→ 光标依次划过「</w:t>
+      </w:r>
+      <w:r>
+        <w:rPr>
+          <w:rFonts w:ascii="宋体" w:hAnsi="宋体" w:eastAsia="宋体"/>
+          <w:b/>
+          <w:color w:val="808080"/>
+          <w:sz w:val="24"/>
+        </w:rPr>
+        <w:t>数组村庄</w:t>
+      </w:r>
+      <w:r>
+        <w:rPr>
+          <w:rFonts w:ascii="宋体" w:hAnsi="宋体" w:eastAsia="宋体"/>
+          <w:b w:val="0"/>
+          <w:color w:val="808080"/>
+          <w:sz w:val="24"/>
+        </w:rPr>
+        <w:t>」「</w:t>
+      </w:r>
+      <w:r>
+        <w:rPr>
+          <w:rFonts w:ascii="宋体" w:hAnsi="宋体" w:eastAsia="宋体"/>
+          <w:b/>
+          <w:color w:val="808080"/>
+          <w:sz w:val="24"/>
+        </w:rPr>
+        <w:t>栈峡谷</w:t>
+      </w:r>
+      <w:r>
+        <w:rPr>
+          <w:rFonts w:ascii="宋体" w:hAnsi="宋体" w:eastAsia="宋体"/>
+          <w:b w:val="0"/>
+          <w:color w:val="808080"/>
+          <w:sz w:val="24"/>
+        </w:rPr>
+        <w:t>」「</w:t>
+      </w:r>
+      <w:r>
+        <w:rPr>
+          <w:rFonts w:ascii="宋体" w:hAnsi="宋体" w:eastAsia="宋体"/>
+          <w:b/>
+          <w:color w:val="808080"/>
+          <w:sz w:val="24"/>
+        </w:rPr>
+        <w:t>树之森林</w:t>
+      </w:r>
+      <w:r>
+        <w:rPr>
+          <w:rFonts w:ascii="宋体" w:hAnsi="宋体" w:eastAsia="宋体"/>
+          <w:b w:val="0"/>
+          <w:color w:val="808080"/>
+          <w:sz w:val="24"/>
+        </w:rPr>
+        <w:t>」「</w:t>
+      </w:r>
+      <w:r>
+        <w:rPr>
+          <w:rFonts w:ascii="宋体" w:hAnsi="宋体" w:eastAsia="宋体"/>
+          <w:b/>
+          <w:color w:val="808080"/>
+          <w:sz w:val="24"/>
+        </w:rPr>
+        <w:t>图论迷宫</w:t>
+      </w:r>
+      <w:r>
+        <w:rPr>
+          <w:rFonts w:ascii="宋体" w:hAnsi="宋体" w:eastAsia="宋体"/>
+          <w:b w:val="0"/>
+          <w:color w:val="808080"/>
+          <w:sz w:val="24"/>
+        </w:rPr>
+        <w:t>」「</w:t>
+      </w:r>
+      <w:r>
+        <w:rPr>
+          <w:rFonts w:ascii="宋体" w:hAnsi="宋体" w:eastAsia="宋体"/>
+          <w:b/>
+          <w:color w:val="808080"/>
+          <w:sz w:val="24"/>
+        </w:rPr>
+        <w:t>动态规划神殿</w:t>
+      </w:r>
+      <w:r>
+        <w:rPr>
+          <w:rFonts w:ascii="宋体" w:hAnsi="宋体" w:eastAsia="宋体"/>
+          <w:b w:val="0"/>
+          <w:color w:val="808080"/>
+          <w:sz w:val="24"/>
+        </w:rPr>
+        <w:t>」→ 滚轮下移到「</w:t>
+      </w:r>
+      <w:r>
+        <w:rPr>
+          <w:rFonts w:ascii="宋体" w:hAnsi="宋体" w:eastAsia="宋体"/>
+          <w:b/>
+          <w:color w:val="808080"/>
+          <w:sz w:val="24"/>
+        </w:rPr>
+        <w:t>知识树</w:t>
+      </w:r>
+      <w:r>
+        <w:rPr>
+          <w:rFonts w:ascii="宋体" w:hAnsi="宋体" w:eastAsia="宋体"/>
+          <w:b w:val="0"/>
+          <w:color w:val="808080"/>
+          <w:sz w:val="24"/>
+        </w:rPr>
+        <w:t>」→ 点右上角「</w:t>
       </w:r>
       <w:r>
         <w:rPr>
@@ -520,7 +653,7 @@
           <w:color w:val="808080"/>
           <w:sz w:val="24"/>
         </w:rPr>
-        <w:t>」按钮。</w:t>
+        <w:t>」。</w:t>
       </w:r>
     </w:p>
     <w:p>
@@ -546,7 +679,23 @@
           <w:b w:val="0"/>
           <w:sz w:val="24"/>
         </w:rPr>
-        <w:t>知识冒险把练习做成闯关，五个区域按知识依赖依次解锁。点进排行榜：六个维度——学习成长、连续学习、知识掌握、闯关挑战、AI 协作、进步最快，每个维度由后端按不同口径实时计算，不是只比分数。</w:t>
+        <w:t>知识冒险把练习做成闯关，五个区域按知识依赖依次解锁。下方是</w:t>
+      </w:r>
+      <w:r>
+        <w:rPr>
+          <w:rFonts w:ascii="宋体" w:hAnsi="宋体" w:eastAsia="宋体"/>
+          <w:b/>
+          <w:sz w:val="24"/>
+        </w:rPr>
+        <w:t>知识树</w:t>
+      </w:r>
+      <w:r>
+        <w:rPr>
+          <w:rFonts w:ascii="宋体" w:hAnsi="宋体" w:eastAsia="宋体"/>
+          <w:b w:val="0"/>
+          <w:sz w:val="24"/>
+        </w:rPr>
+        <w:t>：树干代表等级，枝叶随掌握度展开，果实对应已解锁的知识点。点进排行榜，六个维度分别考查学习成长、连续学习、知识掌握、闯关挑战、AI 协作和进步最快。</w:t>
       </w:r>
     </w:p>
     <w:p>
@@ -559,7 +708,7 @@
           <w:b/>
           <w:sz w:val="30"/>
         </w:rPr>
-        <w:t>七、错误诊断（2:30 – 2:55）</w:t>
+        <w:t>七、错误诊断（2:20 – 3:04）核心创新</w:t>
       </w:r>
     </w:p>
     <w:p>
@@ -609,7 +758,7 @@
           <w:color w:val="808080"/>
           <w:sz w:val="24"/>
         </w:rPr>
-        <w:t>」和「</w:t>
+        <w:t>」按钮并点击 → 滚轮下移到「思维缺陷图谱」雷达图 → 点顶部「</w:t>
       </w:r>
       <w:r>
         <w:rPr>
@@ -618,7 +767,7 @@
           <w:color w:val="808080"/>
           <w:sz w:val="24"/>
         </w:rPr>
-        <w:t>错误分析</w:t>
+        <w:t>电路分析</w:t>
       </w:r>
       <w:r>
         <w:rPr>
@@ -627,7 +776,25 @@
           <w:color w:val="808080"/>
           <w:sz w:val="24"/>
         </w:rPr>
-        <w:t>」两个按钮 → 点「溯源思维」看诊断链路。</w:t>
+        <w:t>」，展示同一入口切换为电路仿真画布（左侧「元件」面板可拖拽）→ 再点顶部「</w:t>
+      </w:r>
+      <w:r>
+        <w:rPr>
+          <w:rFonts w:ascii="宋体" w:hAnsi="宋体" w:eastAsia="宋体"/>
+          <w:b/>
+          <w:color w:val="808080"/>
+          <w:sz w:val="24"/>
+        </w:rPr>
+        <w:t>STM32嵌入式</w:t>
+      </w:r>
+      <w:r>
+        <w:rPr>
+          <w:rFonts w:ascii="宋体" w:hAnsi="宋体" w:eastAsia="宋体"/>
+          <w:b w:val="0"/>
+          <w:color w:val="808080"/>
+          <w:sz w:val="24"/>
+        </w:rPr>
+        <w:t>」，展示实训界面。</w:t>
       </w:r>
     </w:p>
     <w:p>
@@ -653,7 +820,89 @@
           <w:b w:val="0"/>
           <w:sz w:val="24"/>
         </w:rPr>
-        <w:t>错误诊断做分层定位。先用静态分析抓语法错误，再由大模型判断逻辑，最后追溯到概念层——学生究竟想错在哪一步。它的特点是三门课程共用同一个诊断引擎，输出可执行的纠正策略。诊断结果会回写画像，影响后续资源和路径。</w:t>
+        <w:t>错误诊断覆盖三门核心学科，打开时自动匹配当前学科。</w:t>
+      </w:r>
+    </w:p>
+    <w:p>
+      <w:pPr>
+        <w:spacing w:line="360" w:lineRule="auto" w:after="120"/>
+      </w:pPr>
+      <w:r>
+        <w:rPr>
+          <w:rFonts w:ascii="宋体" w:hAnsi="宋体" w:eastAsia="宋体"/>
+          <w:b/>
+          <w:sz w:val="24"/>
+        </w:rPr>
+        <w:t>C 语言</w:t>
+      </w:r>
+      <w:r>
+        <w:rPr>
+          <w:rFonts w:ascii="宋体" w:hAnsi="宋体" w:eastAsia="宋体"/>
+          <w:b w:val="0"/>
+          <w:sz w:val="24"/>
+        </w:rPr>
+        <w:t>场景：粘贴代码点「捕捉错误」，ErrorCatcherAgent 自动区分语法错误、逻辑错误和思维认知误区三类问题，并输出六维思维缺陷雷达图。再点「溯源思维」，MisconceptionTracerAgent 从错误表象反向追溯思维过程，归类到标准化的错误模型，定位根本成因，给出纠正方案和预估掌握周期。</w:t>
+      </w:r>
+    </w:p>
+    <w:p>
+      <w:pPr>
+        <w:spacing w:line="360" w:lineRule="auto" w:after="120"/>
+      </w:pPr>
+      <w:r>
+        <w:rPr>
+          <w:rFonts w:ascii="宋体" w:hAnsi="宋体" w:eastAsia="宋体"/>
+          <w:b w:val="0"/>
+          <w:sz w:val="24"/>
+        </w:rPr>
+        <w:t>切到</w:t>
+      </w:r>
+      <w:r>
+        <w:rPr>
+          <w:rFonts w:ascii="宋体" w:hAnsi="宋体" w:eastAsia="宋体"/>
+          <w:b/>
+          <w:sz w:val="24"/>
+        </w:rPr>
+        <w:t>电路分析</w:t>
+      </w:r>
+      <w:r>
+        <w:rPr>
+          <w:rFonts w:ascii="宋体" w:hAnsi="宋体" w:eastAsia="宋体"/>
+          <w:b w:val="0"/>
+          <w:sz w:val="24"/>
+        </w:rPr>
+        <w:t xml:space="preserve">，同一入口变成仿真画布，从左侧拖拽电阻、电源、电容，连线后点「仿真」分析电路参数，还能跑「故障实验」。切到 </w:t>
+      </w:r>
+      <w:r>
+        <w:rPr>
+          <w:rFonts w:ascii="宋体" w:hAnsi="宋体" w:eastAsia="宋体"/>
+          <w:b/>
+          <w:sz w:val="24"/>
+        </w:rPr>
+        <w:t>STM32</w:t>
+      </w:r>
+      <w:r>
+        <w:rPr>
+          <w:rFonts w:ascii="宋体" w:hAnsi="宋体" w:eastAsia="宋体"/>
+          <w:b w:val="0"/>
+          <w:sz w:val="24"/>
+        </w:rPr>
+        <w:t>，则变成嵌入式实训界面。</w:t>
+      </w:r>
+      <w:r>
+        <w:rPr>
+          <w:rFonts w:ascii="宋体" w:hAnsi="宋体" w:eastAsia="宋体"/>
+          <w:b/>
+          <w:sz w:val="24"/>
+        </w:rPr>
+        <w:t>三门课共用一个入口，按学科自动分发</w:t>
+      </w:r>
+      <w:r>
+        <w:rPr>
+          <w:rFonts w:ascii="宋体" w:hAnsi="宋体" w:eastAsia="宋体"/>
+          <w:b w:val="0"/>
+          <w:sz w:val="24"/>
+        </w:rPr>
+        <w:t>，这是架构层面的复用。</w:t>
       </w:r>
     </w:p>
     <w:p>
@@ -666,7 +915,7 @@
           <w:b/>
           <w:sz w:val="30"/>
         </w:rPr>
-        <w:t>八、项目协作（2:55 – 3:10）</w:t>
+        <w:t>八、项目协作（3:04 – 3:16）</w:t>
       </w:r>
     </w:p>
     <w:p>
@@ -737,7 +986,7 @@
           <w:b/>
           <w:sz w:val="30"/>
         </w:rPr>
-        <w:t>九、个人空间（3:10 – 3:30）</w:t>
+        <w:t>九、个人空间（3:15 – 3:37）</w:t>
       </w:r>
     </w:p>
     <w:p>
@@ -751,7 +1000,7 @@
           <w:color w:val="808080"/>
           <w:sz w:val="24"/>
         </w:rPr>
-        <w:t>画面操作：点左侧「个人空间」→ 滚轮下移展示学习时长与勋章 → 光标移到右侧雷达图 → 下移到「</w:t>
+        <w:t>画面操作：点左侧「个人空间」→ 光标移到「</w:t>
       </w:r>
       <w:r>
         <w:rPr>
@@ -760,7 +1009,7 @@
           <w:color w:val="808080"/>
           <w:sz w:val="24"/>
         </w:rPr>
-        <w:t>今日番茄钟</w:t>
+        <w:t>画像详情</w:t>
       </w:r>
       <w:r>
         <w:rPr>
@@ -769,7 +1018,61 @@
           <w:color w:val="808080"/>
           <w:sz w:val="24"/>
         </w:rPr>
-        <w:t>」。</w:t>
+        <w:t>」标签页的六维雷达图 → 滚轮下移到「</w:t>
+      </w:r>
+      <w:r>
+        <w:rPr>
+          <w:rFonts w:ascii="宋体" w:hAnsi="宋体" w:eastAsia="宋体"/>
+          <w:b/>
+          <w:color w:val="808080"/>
+          <w:sz w:val="24"/>
+        </w:rPr>
+        <w:t>遗忘曲线 · 知识点衰减</w:t>
+      </w:r>
+      <w:r>
+        <w:rPr>
+          <w:rFonts w:ascii="宋体" w:hAnsi="宋体" w:eastAsia="宋体"/>
+          <w:b w:val="0"/>
+          <w:color w:val="808080"/>
+          <w:sz w:val="24"/>
+        </w:rPr>
+        <w:t>」→ 再下移到「</w:t>
+      </w:r>
+      <w:r>
+        <w:rPr>
+          <w:rFonts w:ascii="宋体" w:hAnsi="宋体" w:eastAsia="宋体"/>
+          <w:b/>
+          <w:color w:val="808080"/>
+          <w:sz w:val="24"/>
+        </w:rPr>
+        <w:t>我的成就</w:t>
+      </w:r>
+      <w:r>
+        <w:rPr>
+          <w:rFonts w:ascii="宋体" w:hAnsi="宋体" w:eastAsia="宋体"/>
+          <w:b w:val="0"/>
+          <w:color w:val="808080"/>
+          <w:sz w:val="24"/>
+        </w:rPr>
+        <w:t>」勋章墙 → 切顶部「</w:t>
+      </w:r>
+      <w:r>
+        <w:rPr>
+          <w:rFonts w:ascii="宋体" w:hAnsi="宋体" w:eastAsia="宋体"/>
+          <w:b/>
+          <w:color w:val="808080"/>
+          <w:sz w:val="24"/>
+        </w:rPr>
+        <w:t>番茄专注钟</w:t>
+      </w:r>
+      <w:r>
+        <w:rPr>
+          <w:rFonts w:ascii="宋体" w:hAnsi="宋体" w:eastAsia="宋体"/>
+          <w:b w:val="0"/>
+          <w:color w:val="808080"/>
+          <w:sz w:val="24"/>
+        </w:rPr>
+        <w:t>」标签。</w:t>
       </w:r>
     </w:p>
     <w:p>
@@ -795,7 +1098,7 @@
           <w:b w:val="0"/>
           <w:sz w:val="24"/>
         </w:rPr>
-        <w:t>个人空间汇总是学习数据：时长统计、勋章徽章、专注度趋势，以及一张六维能力雷达图，数据来自前面几层算法的输出。下方还有康奈尔笔记和费曼复盘两种反思工具。</w:t>
+        <w:t>个人空间是画像中枢。六维雷达图展示知识基础、认知风格、学习偏好、薄弱点、学习进度和专注度。往下是遗忘曲线：红线是理论保留率，蓝线是该生的实际衰减，右侧列出待复习知识点和下次复习时间，数据来自 FSRS 记忆调度。再往下是勋章墙，六个成就自动解锁。此外还有康奈尔笔记、费曼学习法和番茄钟。</w:t>
       </w:r>
     </w:p>
     <w:p>
@@ -808,7 +1111,7 @@
           <w:b/>
           <w:sz w:val="30"/>
         </w:rPr>
-        <w:t>十、知识库（3:30 – 3:45）</w:t>
+        <w:t>十、知识库（3:37 – 4:00）</w:t>
       </w:r>
     </w:p>
     <w:p>
@@ -822,7 +1125,7 @@
           <w:color w:val="808080"/>
           <w:sz w:val="24"/>
         </w:rPr>
-        <w:t>画面操作：点左侧「知识库」→ 点右上角「</w:t>
+        <w:t>画面操作：点左侧「知识库」→ 点中栏右上角「</w:t>
       </w:r>
       <w:r>
         <w:rPr>
@@ -840,7 +1143,25 @@
           <w:color w:val="808080"/>
           <w:sz w:val="24"/>
         </w:rPr>
-        <w:t>」→ 在正文区输入两个左方括号 `[[`，触发双链引用提示。</w:t>
+        <w:t>」→ 在标题栏输入「指针与数组的区别」→ 滚轮下移，光标移到右栏「</w:t>
+      </w:r>
+      <w:r>
+        <w:rPr>
+          <w:rFonts w:ascii="宋体" w:hAnsi="宋体" w:eastAsia="宋体"/>
+          <w:b/>
+          <w:color w:val="808080"/>
+          <w:sz w:val="24"/>
+        </w:rPr>
+        <w:t>知识图谱</w:t>
+      </w:r>
+      <w:r>
+        <w:rPr>
+          <w:rFonts w:ascii="宋体" w:hAnsi="宋体" w:eastAsia="宋体"/>
+          <w:b w:val="0"/>
+          <w:color w:val="808080"/>
+          <w:sz w:val="24"/>
+        </w:rPr>
+        <w:t>」标签。</w:t>
       </w:r>
     </w:p>
     <w:p>
@@ -866,7 +1187,20 @@
           <w:b w:val="0"/>
           <w:sz w:val="24"/>
         </w:rPr>
-        <w:t>知识库支持双链。写两个中括号就能引用其他笔记，三门课的知识点最终连成一张网。这张网与知识图谱是互通的——学生在笔记里建立的关联会反过来丰富图谱。</w:t>
+        <w:t>知识库是双向链接笔记系统。右栏图谱用 D3 力导向布局画出笔记与引用关系，节点大小对应被引用次数，可拖拽缩放、点击跳转，左侧还有反向链接面板。</w:t>
+      </w:r>
+    </w:p>
+    <w:p>
+      <w:pPr>
+        <w:spacing w:line="360" w:lineRule="auto" w:after="120"/>
+      </w:pPr>
+      <w:r>
+        <w:rPr>
+          <w:rFonts w:ascii="宋体" w:hAnsi="宋体" w:eastAsia="宋体"/>
+          <w:b w:val="0"/>
+          <w:sz w:val="24"/>
+        </w:rPr>
+        <w:t>更关键的是自动沉淀：学生点「标记完成」或提交学习反思时，后台 Agent 会分析内容、提取知识点、整理成结构化 Markdown，自动归档到学科文件夹并生成双链。学生只要正常学习，笔记是自动长出来的。</w:t>
       </w:r>
     </w:p>
     <w:p>
@@ -879,7 +1213,7 @@
           <w:b/>
           <w:sz w:val="30"/>
         </w:rPr>
-        <w:t>十一、教师端（3:45 – 4:20）</w:t>
+        <w:t>十一、教师端（4:00 – 4:13）</w:t>
       </w:r>
     </w:p>
     <w:p>
@@ -911,7 +1245,7 @@
           <w:color w:val="808080"/>
           <w:sz w:val="24"/>
         </w:rPr>
-        <w:t>」→ 依次点左侧「首页」「学情分析」「AI智能备课」。</w:t>
+        <w:t>」→ 点左侧「首页」→「学情分析」→「AI智能备课」。</w:t>
       </w:r>
     </w:p>
     <w:p>
@@ -937,7 +1271,7 @@
           <w:b w:val="0"/>
           <w:sz w:val="24"/>
         </w:rPr>
-        <w:t>教师端首页最值得看的是学习预警，状态异常的学生由算法直接标出，用的是趋势权重学习器，六因子权重由历史数据学习得到，样本不足时回退人工先验。学情分析看全班薄弱点排行。后面三个是 AI 工具：智能备课输入主题出完整教案，学情洞察自动生成报告，智能组卷选好知识点和难度直接下发。</w:t>
+        <w:t>教师端首页是学习预警，异常学生由趋势权重学习器标出，六因子权重由历史数据学习得到。学情分析看全班薄弱点分布。AI 工具承接重复劳动：智能备课生成教案、学情洞察写报告、智能组卷按知识点出卷。</w:t>
       </w:r>
     </w:p>
     <w:p>
@@ -950,7 +1284,7 @@
           <w:b/>
           <w:sz w:val="30"/>
         </w:rPr>
-        <w:t>十二、收尾（4:20 – 4:50）</w:t>
+        <w:t>十二、收尾（4:13 – 4:50）</w:t>
       </w:r>
     </w:p>
     <w:p>
@@ -990,7 +1324,7 @@
           <w:b w:val="0"/>
           <w:sz w:val="24"/>
         </w:rPr>
-        <w:t>三点总结。第一，五层算法全部接入真实业务链路，每一层都有可审计的对照数据——BKT 的时间留出评估 AUC 达到 0.9051，四项指标均优于基线；错误诊断、资源生成、路径规划三门课共用同一套引擎。第二，跨学科不是拼盘，9 条跨课程知识关联把三门课的图谱真正接通。第三，系统已在腾讯云上线运行，39 名学生注册，AI 生成类功能累计调用 600 余次、零失败；116 项算法断言、211 个接口冒烟全部通过，脚本随源码包交付，可复现。</w:t>
+        <w:t>三点总结。第一，五层算法全部接入真实业务链路，每一层都有可审计的对照数据——BKT 的时间留出评估 AUC 达到 0.9051，四项指标均优于基线。第二，跨学科不是拼盘：9 条跨课程关联接通三门课图谱，错误诊断共用一个入口，ADPP 生成真正跨课程的路径。第三，系统已在腾讯云上线，39 名学生注册，AI 生成类功能调用 600 余次零失败；116 项算法断言、211 个接口冒烟全部通过，脚本随源码包交付，可复现。</w:t>
       </w:r>
     </w:p>
     <w:p>
@@ -1003,7 +1337,7 @@
           <w:b w:val="0"/>
           <w:sz w:val="24"/>
         </w:rPr>
-        <w:t>下一步，样本扩大后把单维 IRT 升级为多维认知诊断，BKT 引入遗忘因子或过渡到深度序列模型，升级路径已预留。</w:t>
+        <w:t>下一步，样本扩大后把单维 IRT 升级为多维认知诊断，BKT 引入遗忘因子或过渡到深度序列模型，升级路径已经预留。</w:t>
       </w:r>
     </w:p>
     <w:p>
@@ -1042,7 +1376,7 @@
           <w:b w:val="0"/>
           <w:sz w:val="24"/>
         </w:rPr>
-        <w:t>| # | 页面 | 时长 | 点击/滚动位置 |</w:t>
+        <w:t>| # | 页面 | 时长 | 关键操作（按顺序） |</w:t>
       </w:r>
     </w:p>
     <w:p>
@@ -1081,7 +1415,7 @@
           <w:b w:val="0"/>
           <w:sz w:val="24"/>
         </w:rPr>
-        <w:t>| 2 | 学习仪表盘 | 0:20 | 悬停四张卡片 → 滚到日历 |</w:t>
+        <w:t>| 2 | 学习仪表盘 | 0:18 | 悬停四张卡 → 环形图 → 日历 |</w:t>
       </w:r>
     </w:p>
     <w:p>
@@ -1094,7 +1428,7 @@
           <w:b w:val="0"/>
           <w:sz w:val="24"/>
         </w:rPr>
-        <w:t>| 3 | 智能辅导 | 0:25 | 点快捷按钮「📊 薄弱诊断」→ 指右上角阶段标签 |</w:t>
+        <w:t>| 3 | 智能辅导 | 0:22 | 点「📊 薄弱诊断」→ 指阶段标签 |</w:t>
       </w:r>
     </w:p>
     <w:p>
@@ -1123,7 +1457,7 @@
           <w:b w:val="0"/>
           <w:sz w:val="24"/>
         </w:rPr>
-        <w:t xml:space="preserve"> ★ | 0:45 | 滚动连线 → 点「知识依赖约束」→ 展开「针对薄弱点」 |</w:t>
+        <w:t xml:space="preserve"> ★ | 0:40 | 滚连线 → 指跨学科节点 → 点「知识依赖约束」→ 展开「针对薄弱点」→ 点「生成」 |</w:t>
       </w:r>
     </w:p>
     <w:p>
@@ -1136,7 +1470,7 @@
           <w:b w:val="0"/>
           <w:sz w:val="24"/>
         </w:rPr>
-        <w:t>| 5 | 学习中心 | 0:25 | 展开第1章 → 点「1.2 电阻串联与并联」→ 滚正文 |</w:t>
+        <w:t>| 5 | 学习中心 | 0:25 | 展开第1章 → 点「1.2 电阻串联与并联」→ 滚讲义 → 指「OCR 识图」「生成 PPT」 |</w:t>
       </w:r>
     </w:p>
     <w:p>
@@ -1149,7 +1483,7 @@
           <w:b w:val="0"/>
           <w:sz w:val="24"/>
         </w:rPr>
-        <w:t>| 6 | 知识冒险 | 0:15 | 划过五个区域 → 点「排行榜」 |</w:t>
+        <w:t>| 6 | 知识冒险 | 0:20 | 划过五区域 → 滚到知识树 → 点「排行榜」 |</w:t>
       </w:r>
     </w:p>
     <w:p>
@@ -1162,7 +1496,23 @@
           <w:b w:val="0"/>
           <w:sz w:val="24"/>
         </w:rPr>
-        <w:t>| 7 | 错误诊断 | 0:25 | 点「捕捉错误」→ 点「溯源思维」 |</w:t>
+        <w:t xml:space="preserve">| 7 | </w:t>
+      </w:r>
+      <w:r>
+        <w:rPr>
+          <w:rFonts w:ascii="宋体" w:hAnsi="宋体" w:eastAsia="宋体"/>
+          <w:b/>
+          <w:sz w:val="24"/>
+        </w:rPr>
+        <w:t>错误诊断</w:t>
+      </w:r>
+      <w:r>
+        <w:rPr>
+          <w:rFonts w:ascii="宋体" w:hAnsi="宋体" w:eastAsia="宋体"/>
+          <w:b w:val="0"/>
+          <w:sz w:val="24"/>
+        </w:rPr>
+        <w:t xml:space="preserve"> ★ | 0:40 | 点「捕捉错误」→ 点「溯源思维」→ 滚到雷达图 → 切「电路分析」（拖拽元件）→ 切「STM32嵌入式」 |</w:t>
       </w:r>
     </w:p>
     <w:p>
@@ -1175,7 +1525,7 @@
           <w:b w:val="0"/>
           <w:sz w:val="24"/>
         </w:rPr>
-        <w:t>| 8 | 项目协作 | 0:15 | 输入「学生成绩管理系统」→ 点「开始拆解项目」 |</w:t>
+        <w:t>| 8 | 项目协作 | 0:15 | 输入项目名 → 点「开始拆解项目」 |</w:t>
       </w:r>
     </w:p>
     <w:p>
@@ -1188,7 +1538,7 @@
           <w:b w:val="0"/>
           <w:sz w:val="24"/>
         </w:rPr>
-        <w:t>| 9 | 个人空间 | 0:20 | 滚到勋章 → 指雷达图 → 移「今日番茄钟」 |</w:t>
+        <w:t>| 9 | 个人空间 | 0:25 | 六维雷达图 → 遗忘曲线 → 勋章墙 → 切「番茄专注钟」 |</w:t>
       </w:r>
     </w:p>
     <w:p>
@@ -1201,7 +1551,7 @@
           <w:b w:val="0"/>
           <w:sz w:val="24"/>
         </w:rPr>
-        <w:t>| 10 | 知识库 | 0:15 | 点「新建」→ 输入 `[[` |</w:t>
+        <w:t>| 10 | 知识库 | 0:20 | 点「新建」→ 输入标题 → 指「知识图谱」 |</w:t>
       </w:r>
     </w:p>
     <w:p>
@@ -1214,7 +1564,7 @@
           <w:b w:val="0"/>
           <w:sz w:val="24"/>
         </w:rPr>
-        <w:t>| 11 | 教师端 | 0:35 | 退出 →「体验教师账号」→ 首页/学情分析/AI智能备课 |</w:t>
+        <w:t>| 11 | 教师端 | 0:17 | 退出 →「体验教师账号」→ 首页 → 学情分析 → AI智能备课 |</w:t>
       </w:r>
     </w:p>
     <w:p>
@@ -1227,7 +1577,7 @@
           <w:b w:val="0"/>
           <w:sz w:val="24"/>
         </w:rPr>
-        <w:t>| 12 | 收尾 | 0:30 | 打开线上地址 |</w:t>
+        <w:t>| 12 | 收尾 | 0:28 | 打开线上地址 |</w:t>
       </w:r>
     </w:p>
     <w:p>
@@ -1240,7 +1590,7 @@
           <w:b w:val="0"/>
           <w:sz w:val="24"/>
         </w:rPr>
-        <w:t>★ = 算法重点段，不可删</w:t>
+        <w:t>★ = 算法核心段落，不可删</w:t>
       </w:r>
     </w:p>
     <w:p>
@@ -1281,7 +1631,7 @@
           <w:b w:val="0"/>
           <w:sz w:val="24"/>
         </w:rPr>
-        <w:t>**可压缩**：第 6（知识冒险）、8（项目协作）、10（知识库）各可减 5 秒</w:t>
+        <w:t>**语速偏快**：按每分钟约 380 字设计，正常语速也够用</w:t>
       </w:r>
     </w:p>
     <w:p>
@@ -1295,7 +1645,7 @@
           <w:b w:val="0"/>
           <w:sz w:val="24"/>
         </w:rPr>
-        <w:t>**不可删**：第 4（学习路径，核心算法）与第 12（收尾数据）</w:t>
+        <w:t>**可压缩**：第 8（项目协作）可减 5 秒；第 11（教师端）可减 3 秒</w:t>
       </w:r>
     </w:p>
     <w:p>
@@ -1309,7 +1659,7 @@
           <w:b w:val="0"/>
           <w:sz w:val="24"/>
         </w:rPr>
-        <w:t>**数字口径照读**：AUC 0.9051 / 116 项断言 / 211 接口 / 39 名学生 / 600+ 次调用 / 9 条跨课程关联 / 六因子成本模型</w:t>
+        <w:t>**不可删**：第 4（学习路径）、7（错误诊断）、12（收尾数据）</w:t>
       </w:r>
     </w:p>
     <w:p>
@@ -1323,7 +1673,7 @@
           <w:b w:val="0"/>
           <w:sz w:val="24"/>
         </w:rPr>
-        <w:t>**录屏准备**：第 3 段需 LLM 在线，先发一条预热；第 4 段需路径已生成，提前打开确认</w:t>
+        <w:t>**数字口径**：AUC 0.9051 / 116 项断言 / 211 接口 / 39 名学生 / 600+ 次调用 / 9 条跨课程关联 / 六因子成本模型</w:t>
       </w:r>
     </w:p>
     <w:p>
@@ -1337,7 +1687,77 @@
           <w:b w:val="0"/>
           <w:sz w:val="24"/>
         </w:rPr>
-        <w:t>**避坑**：隐藏浏览器书签栏；用「体验学生账号」入口，避免手动输入暴露密码</w:t>
+        <w:t>**录屏准备**：</w:t>
+      </w:r>
+    </w:p>
+    <w:p>
+      <w:pPr>
+        <w:pStyle w:val="ListBullet"/>
+        <w:spacing w:line="360" w:lineRule="auto"/>
+      </w:pPr>
+      <w:r>
+        <w:rPr>
+          <w:rFonts w:ascii="宋体" w:hAnsi="宋体" w:eastAsia="宋体"/>
+          <w:b w:val="0"/>
+          <w:sz w:val="24"/>
+        </w:rPr>
+        <w:t>第 3 段需 LLM 在线，开录前先发一条预热</w:t>
+      </w:r>
+    </w:p>
+    <w:p>
+      <w:pPr>
+        <w:pStyle w:val="ListBullet"/>
+        <w:spacing w:line="360" w:lineRule="auto"/>
+      </w:pPr>
+      <w:r>
+        <w:rPr>
+          <w:rFonts w:ascii="宋体" w:hAnsi="宋体" w:eastAsia="宋体"/>
+          <w:b w:val="0"/>
+          <w:sz w:val="24"/>
+        </w:rPr>
+        <w:t>第 4 段需已生成路径，提前打开确认有数据</w:t>
+      </w:r>
+    </w:p>
+    <w:p>
+      <w:pPr>
+        <w:pStyle w:val="ListBullet"/>
+        <w:spacing w:line="360" w:lineRule="auto"/>
+      </w:pPr>
+      <w:r>
+        <w:rPr>
+          <w:rFonts w:ascii="宋体" w:hAnsi="宋体" w:eastAsia="宋体"/>
+          <w:b w:val="0"/>
+          <w:sz w:val="24"/>
+        </w:rPr>
+        <w:t>第 7 段切换课程会加载仿真器（首次较慢），提前各切一次预热</w:t>
+      </w:r>
+    </w:p>
+    <w:p>
+      <w:pPr>
+        <w:pStyle w:val="ListBullet"/>
+        <w:spacing w:line="360" w:lineRule="auto"/>
+      </w:pPr>
+      <w:r>
+        <w:rPr>
+          <w:rFonts w:ascii="宋体" w:hAnsi="宋体" w:eastAsia="宋体"/>
+          <w:b w:val="0"/>
+          <w:sz w:val="24"/>
+        </w:rPr>
+        <w:t>第 10 段知识图谱需已有笔记，提前建 2-3 篇带 `[[双链]]` 的笔记</w:t>
+      </w:r>
+    </w:p>
+    <w:p>
+      <w:pPr>
+        <w:pStyle w:val="ListBullet"/>
+        <w:spacing w:line="360" w:lineRule="auto"/>
+      </w:pPr>
+      <w:r>
+        <w:rPr>
+          <w:rFonts w:ascii="宋体" w:hAnsi="宋体" w:eastAsia="宋体"/>
+          <w:b w:val="0"/>
+          <w:sz w:val="24"/>
+        </w:rPr>
+        <w:t>**避坑**：隐藏浏览器书签栏；用「体验学生账号」登录，避免手动输入暴露密码</w:t>
       </w:r>
     </w:p>
     <w:sectPr>

--- a/文档信息/演示视频口播稿.docx
+++ b/文档信息/演示视频口播稿.docx
@@ -291,7 +291,7 @@
           <w:color w:val="808080"/>
           <w:sz w:val="24"/>
         </w:rPr>
-        <w:t>画面操作：点左侧「学习路径」→ 滚轮下移，展示依赖连线绘制过程 → 光标停在跨学科着色的节点上 → 点右上角「</w:t>
+        <w:t>画面操作：点左侧「学习路径」→ 滚轮下移，展示依赖连线绘制过程 → 光标停在节点上 → 点右上角「</w:t>
       </w:r>
       <w:r>
         <w:rPr>
@@ -309,7 +309,43 @@
           <w:color w:val="808080"/>
           <w:sz w:val="24"/>
         </w:rPr>
-        <w:t>」标签 → 滚到右下方「AI 资源生成」面板，展开「针对薄弱点」下拉 → 点「</w:t>
+        <w:t>」标签 → 滚轮下移到「</w:t>
+      </w:r>
+      <w:r>
+        <w:rPr>
+          <w:rFonts w:ascii="宋体" w:hAnsi="宋体" w:eastAsia="宋体"/>
+          <w:b/>
+          <w:color w:val="808080"/>
+          <w:sz w:val="24"/>
+        </w:rPr>
+        <w:t>跨学科学习链路（编程思维 → 电路建模 → 嵌入式实现）</w:t>
+      </w:r>
+      <w:r>
+        <w:rPr>
+          <w:rFonts w:ascii="宋体" w:hAnsi="宋体" w:eastAsia="宋体"/>
+          <w:b w:val="0"/>
+          <w:color w:val="808080"/>
+          <w:sz w:val="24"/>
+        </w:rPr>
+        <w:t>」，点右侧「</w:t>
+      </w:r>
+      <w:r>
+        <w:rPr>
+          <w:rFonts w:ascii="宋体" w:hAnsi="宋体" w:eastAsia="宋体"/>
+          <w:b/>
+          <w:color w:val="808080"/>
+          <w:sz w:val="24"/>
+        </w:rPr>
+        <w:t>展开 ▼</w:t>
+      </w:r>
+      <w:r>
+        <w:rPr>
+          <w:rFonts w:ascii="宋体" w:hAnsi="宋体" w:eastAsia="宋体"/>
+          <w:b w:val="0"/>
+          <w:color w:val="808080"/>
+          <w:sz w:val="24"/>
+        </w:rPr>
+        <w:t>」→ 光标划过跨学科项目卡片 → 再滚到右下方「AI 资源生成」面板，展开「针对薄弱点」下拉 → 点「</w:t>
       </w:r>
       <w:r>
         <w:rPr>
@@ -385,7 +421,7 @@
           <w:b w:val="0"/>
           <w:sz w:val="24"/>
         </w:rPr>
-        <w:t>排序，输入是先修依赖、BKT 掌握度、IRT 难度和 FSRS 复习状态，输出随掌握度动态变化的学习顺序。路径调整用多臂老虎机的 Thompson Sampling，在回炉复习、强化练习、加速推进、维持现状四个动作里选，收益闭环回传。</w:t>
+        <w:t>排序，输入是先修依赖、BKT 掌握度、IRT 难度和 FSRS 复习状态，输出随掌握度动态变化的学习顺序。路径调整用多臂老虎机 Thompson Sampling，在回炉复习、强化练习、加速推进、维持现状四个动作里选，收益闭环回传。</w:t>
       </w:r>
     </w:p>
     <w:p>
@@ -398,7 +434,7 @@
           <w:b w:val="0"/>
           <w:sz w:val="24"/>
         </w:rPr>
-        <w:t>看这条跨学科路径：目标是 STM32 的 PWM 定时器，系统向前追溯依赖，经过 C 语言的位运算和指针，再到电路分析的电压波形。这不是人为编排——知识图谱里就写着「电压波形是 PWM 外围电路设计的基础」。这是学科交叉最实的落点：让学生看见知识之间的依赖。</w:t>
+        <w:t>下方这个「跨学科学习链路」，是本页面另一处核心设计。展开后能看到跨学科实战项目，比如「智能温控风扇」——用 C 语言写温度采集，设计分压采样电路，在 STM32 上做 PWM 调速，一个项目走通三门课的全链路。这些链路不是拍脑袋编的，知识图谱里就写着「电压波形是 PWM 外围电路设计的基础」。这是学科交叉最实的落点：让学生看见知识之间的依赖。</w:t>
       </w:r>
     </w:p>
     <w:p>
@@ -1324,7 +1360,7 @@
           <w:b w:val="0"/>
           <w:sz w:val="24"/>
         </w:rPr>
-        <w:t>三点总结。第一，五层算法全部接入真实业务链路，每一层都有可审计的对照数据——BKT 的时间留出评估 AUC 达到 0.9051，四项指标均优于基线。第二，跨学科不是拼盘：9 条跨课程关联接通三门课图谱，错误诊断共用一个入口，ADPP 生成真正跨课程的路径。第三，系统已在腾讯云上线，39 名学生注册，AI 生成类功能调用 600 余次零失败；116 项算法断言、211 个接口冒烟全部通过，脚本随源码包交付，可复现。</w:t>
+        <w:t>三点总结。第一，五层算法全部接入真实业务链路，每一层都有可审计的对照数据——BKT 的时间留出评估 AUC 达到 0.9051，四项指标均优于基线。第二，跨学科不是拼盘：9 条跨课程知识关联接通三门课的图谱，错误诊断三门课共用一个入口，跨学科实战项目把一个作品拆到三门课的知识点上。第三，系统已在腾讯云上线，39 名学生注册，AI 生成类功能调用 600 余次零失败；116 项算法断言、211 个接口冒烟全部通过，脚本随源码包交付，可复现。</w:t>
       </w:r>
     </w:p>
     <w:p>
@@ -1457,7 +1493,7 @@
           <w:b w:val="0"/>
           <w:sz w:val="24"/>
         </w:rPr>
-        <w:t xml:space="preserve"> ★ | 0:40 | 滚连线 → 指跨学科节点 → 点「知识依赖约束」→ 展开「针对薄弱点」→ 点「生成」 |</w:t>
+        <w:t xml:space="preserve"> ★ | 0:40 | 滚连线 → 点「知识依赖约束」→ 滚到「跨学科学习链路」点「展开 ▼」→ 指项目卡片 → 展开「针对薄弱点」→ 点「生成」 |</w:t>
       </w:r>
     </w:p>
     <w:p>

--- a/文档信息/演示视频口播稿.docx
+++ b/文档信息/演示视频口播稿.docx
@@ -82,7 +82,7 @@
           <w:b/>
           <w:sz w:val="30"/>
         </w:rPr>
-        <w:t>一、开场（0:00 – 0:18）</w:t>
+        <w:t>一、开场（0:00 – 0:15）</w:t>
       </w:r>
     </w:p>
     <w:p>
@@ -153,7 +153,7 @@
           <w:b/>
           <w:sz w:val="30"/>
         </w:rPr>
-        <w:t>二、学习仪表盘（0:18 – 0:32）</w:t>
+        <w:t>二、学习仪表盘（0:15 – 0:28）</w:t>
       </w:r>
     </w:p>
     <w:p>
@@ -206,7 +206,7 @@
           <w:b/>
           <w:sz w:val="30"/>
         </w:rPr>
-        <w:t>三、智能辅导（0:32 – 0:52）</w:t>
+        <w:t>三、智能辅导（0:28 – 0:44）</w:t>
       </w:r>
     </w:p>
     <w:p>
@@ -277,7 +277,7 @@
           <w:b/>
           <w:sz w:val="30"/>
         </w:rPr>
-        <w:t>四、学习路径（0:52 – 1:44）核心算法</w:t>
+        <w:t>四、学习路径（0:44 – 1:58）核心算法</w:t>
       </w:r>
     </w:p>
     <w:p>
@@ -434,7 +434,20 @@
           <w:b w:val="0"/>
           <w:sz w:val="24"/>
         </w:rPr>
-        <w:t>下方这个「跨学科学习链路」，是本页面另一处核心设计。展开后能看到跨学科实战项目，比如「智能温控风扇」——用 C 语言写温度采集，设计分压采样电路，在 STM32 上做 PWM 调速，一个项目走通三门课的全链路。这些链路不是拍脑袋编的，知识图谱里就写着「电压波形是 PWM 外围电路设计的基础」。这是学科交叉最实的落点：让学生看见知识之间的依赖。</w:t>
+        <w:t>更重要的是下方这个「跨学科学习链路」——它才是学科交叉最实的答案。展开后系统先给出知识点的课程分布：C 语言 7 个、电路分析 1 个、STM32 3 个，再明确三门课的依赖方向：C 语言的指针和位运算是嵌入式开发的编程基础，电路分析的分压采样和电压波形是外围电路设计的理论支撑，STM32 综合前两门课，构成完整闭环。</w:t>
+      </w:r>
+    </w:p>
+    <w:p>
+      <w:pPr>
+        <w:spacing w:line="360" w:lineRule="auto" w:after="120"/>
+      </w:pPr>
+      <w:r>
+        <w:rPr>
+          <w:rFonts w:ascii="宋体" w:hAnsi="宋体" w:eastAsia="宋体"/>
+          <w:b w:val="0"/>
+          <w:sz w:val="24"/>
+        </w:rPr>
+        <w:t>下面直接把闭环落成项目：「智能温控风扇」——用 C 语言写温度采集，设计分压采样电路，在 STM32 上做 PWM 调速，五个任务逐个勾选，一个项目走通三门课。这正是「AI 技术与学科特色深度适配」：学科交叉不是把三门课堆在一个平台，而是让每门课的知识在真实作品里各就各位。</w:t>
       </w:r>
     </w:p>
     <w:p>
@@ -460,7 +473,7 @@
           <w:b/>
           <w:sz w:val="30"/>
         </w:rPr>
-        <w:t>五、学习中心（1:44 – 2:04）</w:t>
+        <w:t>五、学习中心（1:58 – 2:14）</w:t>
       </w:r>
     </w:p>
     <w:p>
@@ -549,7 +562,7 @@
           <w:b/>
           <w:sz w:val="30"/>
         </w:rPr>
-        <w:t>六、知识冒险（2:04 – 2:19）</w:t>
+        <w:t>六、知识冒险（2:14 – 2:29）</w:t>
       </w:r>
     </w:p>
     <w:p>
@@ -731,7 +744,7 @@
           <w:b w:val="0"/>
           <w:sz w:val="24"/>
         </w:rPr>
-        <w:t>：树干代表等级，枝叶随掌握度展开，果实对应已解锁的知识点。点进排行榜，六个维度分别考查学习成长、连续学习、知识掌握、闯关挑战、AI 协作和进步最快。</w:t>
+        <w:t>：树干代表等级，枝叶随掌握度展开，果实对应已解锁的知识点。右侧排行榜分六个维度：学习成长、连续学习、知识掌握、闯关挑战、AI 协作、进步最快。</w:t>
       </w:r>
     </w:p>
     <w:p>
@@ -744,7 +757,7 @@
           <w:b/>
           <w:sz w:val="30"/>
         </w:rPr>
-        <w:t>七、错误诊断（2:20 – 3:04）核心创新</w:t>
+        <w:t>七、错误诊断（2:29 – 3:10）核心创新</w:t>
       </w:r>
     </w:p>
     <w:p>
@@ -951,7 +964,7 @@
           <w:b/>
           <w:sz w:val="30"/>
         </w:rPr>
-        <w:t>八、项目协作（3:04 – 3:16）</w:t>
+        <w:t>八、项目协作（3:10 – 3:20）</w:t>
       </w:r>
     </w:p>
     <w:p>
@@ -1022,7 +1035,7 @@
           <w:b/>
           <w:sz w:val="30"/>
         </w:rPr>
-        <w:t>九、个人空间（3:15 – 3:37）</w:t>
+        <w:t>九、个人空间（3:20 – 3:40）</w:t>
       </w:r>
     </w:p>
     <w:p>
@@ -1147,7 +1160,7 @@
           <w:b/>
           <w:sz w:val="30"/>
         </w:rPr>
-        <w:t>十、知识库（3:37 – 4:00）</w:t>
+        <w:t>十、知识库（3:40 – 4:02）</w:t>
       </w:r>
     </w:p>
     <w:p>
@@ -1223,20 +1236,7 @@
           <w:b w:val="0"/>
           <w:sz w:val="24"/>
         </w:rPr>
-        <w:t>知识库是双向链接笔记系统。右栏图谱用 D3 力导向布局画出笔记与引用关系，节点大小对应被引用次数，可拖拽缩放、点击跳转，左侧还有反向链接面板。</w:t>
-      </w:r>
-    </w:p>
-    <w:p>
-      <w:pPr>
-        <w:spacing w:line="360" w:lineRule="auto" w:after="120"/>
-      </w:pPr>
-      <w:r>
-        <w:rPr>
-          <w:rFonts w:ascii="宋体" w:hAnsi="宋体" w:eastAsia="宋体"/>
-          <w:b w:val="0"/>
-          <w:sz w:val="24"/>
-        </w:rPr>
-        <w:t>更关键的是自动沉淀：学生点「标记完成」或提交学习反思时，后台 Agent 会分析内容、提取知识点、整理成结构化 Markdown，自动归档到学科文件夹并生成双链。学生只要正常学习，笔记是自动长出来的。</w:t>
+        <w:t>知识库是双向链接笔记系统。右栏图谱用 D3 力导向布局画出笔记与引用关系，节点大小对应被引用次数，可拖拽缩放、点击跳转，左侧还有反向链接面板。更关键的是自动沉淀：学生点「标记完成」或提交反思时，后台 Agent 会提取知识点、整理成 Markdown，自动归档并生成双链——学生只要正常学习，笔记是自动长出来的。</w:t>
       </w:r>
     </w:p>
     <w:p>
@@ -1249,7 +1249,7 @@
           <w:b/>
           <w:sz w:val="30"/>
         </w:rPr>
-        <w:t>十一、教师端（4:00 – 4:13）</w:t>
+        <w:t>十一、教师端（4:02 – 4:13）</w:t>
       </w:r>
     </w:p>
     <w:p>
@@ -1307,7 +1307,7 @@
           <w:b w:val="0"/>
           <w:sz w:val="24"/>
         </w:rPr>
-        <w:t>教师端首页是学习预警，异常学生由趋势权重学习器标出，六因子权重由历史数据学习得到。学情分析看全班薄弱点分布。AI 工具承接重复劳动：智能备课生成教案、学情洞察写报告、智能组卷按知识点出卷。</w:t>
+        <w:t>教师端首页是学习预警，异常学生由趋势权重学习器标出，六因子权重由历史数据学习得到。学情分析看全班薄弱点分布。AI 工具承接重复劳动：智能备课、学情洞察、智能组卷。</w:t>
       </w:r>
     </w:p>
     <w:p>
@@ -1360,7 +1360,7 @@
           <w:b w:val="0"/>
           <w:sz w:val="24"/>
         </w:rPr>
-        <w:t>三点总结。第一，五层算法全部接入真实业务链路，每一层都有可审计的对照数据——BKT 的时间留出评估 AUC 达到 0.9051，四项指标均优于基线。第二，跨学科不是拼盘：9 条跨课程知识关联接通三门课的图谱，错误诊断三门课共用一个入口，跨学科实战项目把一个作品拆到三门课的知识点上。第三，系统已在腾讯云上线，39 名学生注册，AI 生成类功能调用 600 余次零失败；116 项算法断言、211 个接口冒烟全部通过，脚本随源码包交付，可复现。</w:t>
+        <w:t>三点总结。第一，五层算法全部接入真实业务链路，每层都有可审计的对照数据——BKT 时间留出评估 AUC 0.9051，四项指标均优于基线。第二，学科交叉是真做进去的：9 条跨课程关联接通三门课图谱，错误诊断三科共用一个入口，跨学科链路再落到实战项目。第三，系统已在腾讯云上线，39 名学生注册，AI 生成调用 600 余次零失败；116 项算法断言、211 个接口冒烟全部通过，脚本随源码包交付，可复现。</w:t>
       </w:r>
     </w:p>
     <w:p>

--- a/文档信息/演示视频口播稿.docx
+++ b/文档信息/演示视频口播稿.docx
@@ -153,7 +153,7 @@
           <w:b/>
           <w:sz w:val="30"/>
         </w:rPr>
-        <w:t>二、学习仪表盘（0:15 – 0:28）</w:t>
+        <w:t>二、学习仪表盘（0:15 – 0:27）</w:t>
       </w:r>
     </w:p>
     <w:p>
@@ -206,7 +206,7 @@
           <w:b/>
           <w:sz w:val="30"/>
         </w:rPr>
-        <w:t>三、智能辅导（0:28 – 0:44）</w:t>
+        <w:t>三、智能辅导（0:27 – 0:42）</w:t>
       </w:r>
     </w:p>
     <w:p>
@@ -277,7 +277,7 @@
           <w:b/>
           <w:sz w:val="30"/>
         </w:rPr>
-        <w:t>四、学习路径（0:44 – 1:58）核心算法</w:t>
+        <w:t>四、学习路径（0:42 – 1:54）核心算法</w:t>
       </w:r>
     </w:p>
     <w:p>
@@ -473,7 +473,7 @@
           <w:b/>
           <w:sz w:val="30"/>
         </w:rPr>
-        <w:t>五、学习中心（1:58 – 2:14）</w:t>
+        <w:t>五、学习中心（1:54 – 2:09）</w:t>
       </w:r>
     </w:p>
     <w:p>
@@ -562,7 +562,7 @@
           <w:b/>
           <w:sz w:val="30"/>
         </w:rPr>
-        <w:t>六、知识冒险（2:14 – 2:29）</w:t>
+        <w:t>六、知识冒险（2:09 – 2:32）</w:t>
       </w:r>
     </w:p>
     <w:p>
@@ -576,7 +576,7 @@
           <w:color w:val="808080"/>
           <w:sz w:val="24"/>
         </w:rPr>
-        <w:t>画面操作：点左侧「知识冒险」→ 光标依次划过「</w:t>
+        <w:t>画面操作：点左侧「知识冒险」→ 光标移到顶部「</w:t>
       </w:r>
       <w:r>
         <w:rPr>
@@ -585,7 +585,7 @@
           <w:color w:val="808080"/>
           <w:sz w:val="24"/>
         </w:rPr>
-        <w:t>数组村庄</w:t>
+        <w:t>数据结构大陆</w:t>
       </w:r>
       <w:r>
         <w:rPr>
@@ -594,7 +594,7 @@
           <w:color w:val="808080"/>
           <w:sz w:val="24"/>
         </w:rPr>
-        <w:t>」「</w:t>
+        <w:t>」标题和右侧「</w:t>
       </w:r>
       <w:r>
         <w:rPr>
@@ -603,7 +603,7 @@
           <w:color w:val="808080"/>
           <w:sz w:val="24"/>
         </w:rPr>
-        <w:t>栈峡谷</w:t>
+        <w:t>已征服 / 总挑战</w:t>
       </w:r>
       <w:r>
         <w:rPr>
@@ -612,61 +612,7 @@
           <w:color w:val="808080"/>
           <w:sz w:val="24"/>
         </w:rPr>
-        <w:t>」「</w:t>
-      </w:r>
-      <w:r>
-        <w:rPr>
-          <w:rFonts w:ascii="宋体" w:hAnsi="宋体" w:eastAsia="宋体"/>
-          <w:b/>
-          <w:color w:val="808080"/>
-          <w:sz w:val="24"/>
-        </w:rPr>
-        <w:t>树之森林</w:t>
-      </w:r>
-      <w:r>
-        <w:rPr>
-          <w:rFonts w:ascii="宋体" w:hAnsi="宋体" w:eastAsia="宋体"/>
-          <w:b w:val="0"/>
-          <w:color w:val="808080"/>
-          <w:sz w:val="24"/>
-        </w:rPr>
-        <w:t>」「</w:t>
-      </w:r>
-      <w:r>
-        <w:rPr>
-          <w:rFonts w:ascii="宋体" w:hAnsi="宋体" w:eastAsia="宋体"/>
-          <w:b/>
-          <w:color w:val="808080"/>
-          <w:sz w:val="24"/>
-        </w:rPr>
-        <w:t>图论迷宫</w:t>
-      </w:r>
-      <w:r>
-        <w:rPr>
-          <w:rFonts w:ascii="宋体" w:hAnsi="宋体" w:eastAsia="宋体"/>
-          <w:b w:val="0"/>
-          <w:color w:val="808080"/>
-          <w:sz w:val="24"/>
-        </w:rPr>
-        <w:t>」「</w:t>
-      </w:r>
-      <w:r>
-        <w:rPr>
-          <w:rFonts w:ascii="宋体" w:hAnsi="宋体" w:eastAsia="宋体"/>
-          <w:b/>
-          <w:color w:val="808080"/>
-          <w:sz w:val="24"/>
-        </w:rPr>
-        <w:t>动态规划神殿</w:t>
-      </w:r>
-      <w:r>
-        <w:rPr>
-          <w:rFonts w:ascii="宋体" w:hAnsi="宋体" w:eastAsia="宋体"/>
-          <w:b w:val="0"/>
-          <w:color w:val="808080"/>
-          <w:sz w:val="24"/>
-        </w:rPr>
-        <w:t>」→ 滚轮下移到「</w:t>
+        <w:t>」计数 → 滚轮下移到「</w:t>
       </w:r>
       <w:r>
         <w:rPr>
@@ -684,7 +630,25 @@
           <w:color w:val="808080"/>
           <w:sz w:val="24"/>
         </w:rPr>
-        <w:t>」→ 点右上角「</w:t>
+        <w:t>」，指左侧树形可视化与「绽放期」状态标签 → 光标移到右侧「</w:t>
+      </w:r>
+      <w:r>
+        <w:rPr>
+          <w:rFonts w:ascii="宋体" w:hAnsi="宋体" w:eastAsia="宋体"/>
+          <w:b/>
+          <w:color w:val="808080"/>
+          <w:sz w:val="24"/>
+        </w:rPr>
+        <w:t>探索地图</w:t>
+      </w:r>
+      <w:r>
+        <w:rPr>
+          <w:rFonts w:ascii="宋体" w:hAnsi="宋体" w:eastAsia="宋体"/>
+          <w:b w:val="0"/>
+          <w:color w:val="808080"/>
+          <w:sz w:val="24"/>
+        </w:rPr>
+        <w:t>」的八个成就节点 → 点右上角「</w:t>
       </w:r>
       <w:r>
         <w:rPr>
@@ -702,7 +666,7 @@
           <w:color w:val="808080"/>
           <w:sz w:val="24"/>
         </w:rPr>
-        <w:t>」。</w:t>
+        <w:t>」按钮。</w:t>
       </w:r>
     </w:p>
     <w:p>
@@ -728,7 +692,7 @@
           <w:b w:val="0"/>
           <w:sz w:val="24"/>
         </w:rPr>
-        <w:t>知识冒险把练习做成闯关，五个区域按知识依赖依次解锁。下方是</w:t>
+        <w:t>知识冒险把练习做成闯关。上方记录已征服和总挑战数。下方是</w:t>
       </w:r>
       <w:r>
         <w:rPr>
@@ -744,7 +708,23 @@
           <w:b w:val="0"/>
           <w:sz w:val="24"/>
         </w:rPr>
-        <w:t>：树干代表等级，枝叶随掌握度展开，果实对应已解锁的知识点。右侧排行榜分六个维度：学习成长、连续学习、知识掌握、闯关挑战、AI 协作、进步最快。</w:t>
+        <w:t>——树干代表等级，枝叶随掌握度生长，树的状态从萌芽一路走到绽放期。右边的</w:t>
+      </w:r>
+      <w:r>
+        <w:rPr>
+          <w:rFonts w:ascii="宋体" w:hAnsi="宋体" w:eastAsia="宋体"/>
+          <w:b/>
+          <w:sz w:val="24"/>
+        </w:rPr>
+        <w:t>探索地图</w:t>
+      </w:r>
+      <w:r>
+        <w:rPr>
+          <w:rFonts w:ascii="宋体" w:hAnsi="宋体" w:eastAsia="宋体"/>
+          <w:b w:val="0"/>
+          <w:sz w:val="24"/>
+        </w:rPr>
+        <w:t>展示八个成就节点，从每日学习者到马拉松学习者，完成的节点会点亮，旁边还有 AI 成长评语。点进排行榜，六个维度分别考查学习成长、连续学习、知识掌握、闯关挑战、AI 协作和进步最快。</w:t>
       </w:r>
     </w:p>
     <w:p>
@@ -757,7 +737,7 @@
           <w:b/>
           <w:sz w:val="30"/>
         </w:rPr>
-        <w:t>七、错误诊断（2:29 – 3:10）核心创新</w:t>
+        <w:t>七、错误诊断（2:32 – 3:13）核心创新</w:t>
       </w:r>
     </w:p>
     <w:p>
@@ -964,7 +944,7 @@
           <w:b/>
           <w:sz w:val="30"/>
         </w:rPr>
-        <w:t>八、项目协作（3:10 – 3:20）</w:t>
+        <w:t>八、项目协作（3:13 – 3:22）</w:t>
       </w:r>
     </w:p>
     <w:p>
@@ -1035,7 +1015,7 @@
           <w:b/>
           <w:sz w:val="30"/>
         </w:rPr>
-        <w:t>九、个人空间（3:20 – 3:40）</w:t>
+        <w:t>九、个人空间（3:22 – 3:41）</w:t>
       </w:r>
     </w:p>
     <w:p>
@@ -1049,7 +1029,7 @@
           <w:color w:val="808080"/>
           <w:sz w:val="24"/>
         </w:rPr>
-        <w:t>画面操作：点左侧「个人空间」→ 光标移到「</w:t>
+        <w:t>画面操作：点左侧「个人空间」→ 点顶部「</w:t>
       </w:r>
       <w:r>
         <w:rPr>
@@ -1058,7 +1038,7 @@
           <w:color w:val="808080"/>
           <w:sz w:val="24"/>
         </w:rPr>
-        <w:t>画像详情</w:t>
+        <w:t>画像详情与管理</w:t>
       </w:r>
       <w:r>
         <w:rPr>
@@ -1067,7 +1047,7 @@
           <w:color w:val="808080"/>
           <w:sz w:val="24"/>
         </w:rPr>
-        <w:t>」标签页的六维雷达图 → 滚轮下移到「</w:t>
+        <w:t>」标签 → 光标移到六维雷达图 → 滚轮下移到「</w:t>
       </w:r>
       <w:r>
         <w:rPr>
@@ -1103,7 +1083,7 @@
           <w:color w:val="808080"/>
           <w:sz w:val="24"/>
         </w:rPr>
-        <w:t>」勋章墙 → 切顶部「</w:t>
+        <w:t>」勋章墙 → 点顶部「</w:t>
       </w:r>
       <w:r>
         <w:rPr>
@@ -1160,7 +1140,7 @@
           <w:b/>
           <w:sz w:val="30"/>
         </w:rPr>
-        <w:t>十、知识库（3:40 – 4:02）</w:t>
+        <w:t>十、知识库（3:41 – 4:02）</w:t>
       </w:r>
     </w:p>
     <w:p>
@@ -1249,7 +1229,7 @@
           <w:b/>
           <w:sz w:val="30"/>
         </w:rPr>
-        <w:t>十一、教师端（4:02 – 4:13）</w:t>
+        <w:t>十一、教师端（4:02 – 4:12）</w:t>
       </w:r>
     </w:p>
     <w:p>
@@ -1320,7 +1300,7 @@
           <w:b/>
           <w:sz w:val="30"/>
         </w:rPr>
-        <w:t>十二、收尾（4:13 – 4:50）</w:t>
+        <w:t>十二、收尾（4:12 – 4:50）</w:t>
       </w:r>
     </w:p>
     <w:p>
@@ -1438,7 +1418,7 @@
           <w:b w:val="0"/>
           <w:sz w:val="24"/>
         </w:rPr>
-        <w:t>| 1 | 登录 → 仪表盘 | 0:20 | 「开始学习」→「体验学生账号」 |</w:t>
+        <w:t>| 1 | 登录 → 仪表盘 | 0:15 | 「开始学习」→「体验学生账号」 |</w:t>
       </w:r>
     </w:p>
     <w:p>
@@ -1451,7 +1431,7 @@
           <w:b w:val="0"/>
           <w:sz w:val="24"/>
         </w:rPr>
-        <w:t>| 2 | 学习仪表盘 | 0:18 | 悬停四张卡 → 环形图 → 日历 |</w:t>
+        <w:t>| 2 | 学习仪表盘 | 0:12 | 悬停四张卡 → 环形图 → 日历 |</w:t>
       </w:r>
     </w:p>
     <w:p>
@@ -1464,7 +1444,7 @@
           <w:b w:val="0"/>
           <w:sz w:val="24"/>
         </w:rPr>
-        <w:t>| 3 | 智能辅导 | 0:22 | 点「📊 薄弱诊断」→ 指阶段标签 |</w:t>
+        <w:t>| 3 | 智能辅导 | 0:15 | 点「📊 薄弱诊断」→ 指阶段标签 |</w:t>
       </w:r>
     </w:p>
     <w:p>
@@ -1493,7 +1473,7 @@
           <w:b w:val="0"/>
           <w:sz w:val="24"/>
         </w:rPr>
-        <w:t xml:space="preserve"> ★ | 0:40 | 滚连线 → 点「知识依赖约束」→ 滚到「跨学科学习链路」点「展开 ▼」→ 指项目卡片 → 展开「针对薄弱点」→ 点「生成」 |</w:t>
+        <w:t xml:space="preserve"> ★ | 1:12 | 滚连线 → 点「知识依赖约束」→ 滚到「跨学科学习链路」点「展开 ▼」→ 指项目卡片 → 展开「针对薄弱点」→ 点「生成」 |</w:t>
       </w:r>
     </w:p>
     <w:p>
@@ -1506,7 +1486,7 @@
           <w:b w:val="0"/>
           <w:sz w:val="24"/>
         </w:rPr>
-        <w:t>| 5 | 学习中心 | 0:25 | 展开第1章 → 点「1.2 电阻串联与并联」→ 滚讲义 → 指「OCR 识图」「生成 PPT」 |</w:t>
+        <w:t>| 5 | 学习中心 | 0:15 | 展开第1章 → 点「1.2 电阻串联与并联」→ 滚讲义 → 指「OCR 识图」「生成 PPT」 |</w:t>
       </w:r>
     </w:p>
     <w:p>
@@ -1519,7 +1499,7 @@
           <w:b w:val="0"/>
           <w:sz w:val="24"/>
         </w:rPr>
-        <w:t>| 6 | 知识冒险 | 0:20 | 划过五区域 → 滚到知识树 → 点「排行榜」 |</w:t>
+        <w:t>| 6 | 知识冒险 | 0:23 | 指「数据结构大陆」标题 → 滚到「知识树」（绽放期）→ 指「探索地图」八节点 → 点「排行榜」 |</w:t>
       </w:r>
     </w:p>
     <w:p>
@@ -1548,7 +1528,7 @@
           <w:b w:val="0"/>
           <w:sz w:val="24"/>
         </w:rPr>
-        <w:t xml:space="preserve"> ★ | 0:40 | 点「捕捉错误」→ 点「溯源思维」→ 滚到雷达图 → 切「电路分析」（拖拽元件）→ 切「STM32嵌入式」 |</w:t>
+        <w:t xml:space="preserve"> ★ | 0:41 | 点「捕捉错误」→ 点「溯源思维」→ 滚到雷达图 → 切「电路分析」（拖拽元件）→ 切「STM32嵌入式」 |</w:t>
       </w:r>
     </w:p>
     <w:p>
@@ -1561,7 +1541,7 @@
           <w:b w:val="0"/>
           <w:sz w:val="24"/>
         </w:rPr>
-        <w:t>| 8 | 项目协作 | 0:15 | 输入项目名 → 点「开始拆解项目」 |</w:t>
+        <w:t>| 8 | 项目协作 | 0:09 | 输入项目名 → 点「开始拆解项目」 |</w:t>
       </w:r>
     </w:p>
     <w:p>
@@ -1574,7 +1554,7 @@
           <w:b w:val="0"/>
           <w:sz w:val="24"/>
         </w:rPr>
-        <w:t>| 9 | 个人空间 | 0:25 | 六维雷达图 → 遗忘曲线 → 勋章墙 → 切「番茄专注钟」 |</w:t>
+        <w:t>| 9 | 个人空间 | 0:19 | 点「画像详情与管理」→ 六维雷达图 → 遗忘曲线 → 勋章墙 → 点「番茄专注钟」 |</w:t>
       </w:r>
     </w:p>
     <w:p>
@@ -1587,7 +1567,7 @@
           <w:b w:val="0"/>
           <w:sz w:val="24"/>
         </w:rPr>
-        <w:t>| 10 | 知识库 | 0:20 | 点「新建」→ 输入标题 → 指「知识图谱」 |</w:t>
+        <w:t>| 10 | 知识库 | 0:21 | 点「新建」→ 输入标题 → 指「知识图谱」 |</w:t>
       </w:r>
     </w:p>
     <w:p>
@@ -1600,7 +1580,7 @@
           <w:b w:val="0"/>
           <w:sz w:val="24"/>
         </w:rPr>
-        <w:t>| 11 | 教师端 | 0:17 | 退出 →「体验教师账号」→ 首页 → 学情分析 → AI智能备课 |</w:t>
+        <w:t>| 11 | 教师端 | 0:10 | 退出 →「体验教师账号」→ 首页 → 学情分析 → AI智能备课 |</w:t>
       </w:r>
     </w:p>
     <w:p>
@@ -1613,7 +1593,7 @@
           <w:b w:val="0"/>
           <w:sz w:val="24"/>
         </w:rPr>
-        <w:t>| 12 | 收尾 | 0:28 | 打开线上地址 |</w:t>
+        <w:t>| 12 | 收尾 | 0:38 | 打开线上地址 |</w:t>
       </w:r>
     </w:p>
     <w:p>
@@ -1667,7 +1647,7 @@
           <w:b w:val="0"/>
           <w:sz w:val="24"/>
         </w:rPr>
-        <w:t>**语速偏快**：按每分钟约 380 字设计，正常语速也够用</w:t>
+        <w:t>**语速**：全片统一在 440–490 字/分钟（偏快但不赶）</w:t>
       </w:r>
     </w:p>
     <w:p>
@@ -1681,7 +1661,7 @@
           <w:b w:val="0"/>
           <w:sz w:val="24"/>
         </w:rPr>
-        <w:t>**可压缩**：第 8（项目协作）可减 5 秒；第 11（教师端）可减 3 秒</w:t>
+        <w:t>**可压缩**：第 8（项目协作）、11（教师端）语速略快，可各放宽 2 秒</w:t>
       </w:r>
     </w:p>
     <w:p>
